--- a/朵朵/6年级/记录/英语/错题集/Word/L011-英语错题订正本.docx
+++ b/朵朵/6年级/记录/英语/错题集/Word/L011-英语错题订正本.docx
@@ -4,1274 +4,4263 @@
   <w:body>
     <w:p>
       <w:pPr>
-        <w:spacing w:after="80"/>
+        <w:keepNext/>
+        <w:keepLines/>
+        <w:widowControl/>
+        <w:spacing w:before="0" w:after="40" w:line="264" w:lineRule="auto"/>
         <w:jc w:val="center"/>
       </w:pPr>
       <w:r>
         <w:rPr>
-          <w:rFonts w:ascii="等线" w:hAnsi="等线"/>
+          <w:rFonts w:ascii="Times New Roman" w:hAnsi="Times New Roman" w:eastAsia="宋体"/>
           <w:b/>
-          <w:sz w:val="32"/>
+          <w:color w:val="000000"/>
+          <w:sz w:val="26"/>
+          <w:u w:val="none"/>
         </w:rPr>
-        <w:t>朵朵英语错题订正本｜L011</w:t>
+        <w:t>六年级第一学期英语练习 L011</w:t>
       </w:r>
     </w:p>
     <w:p>
       <w:pPr>
-        <w:spacing w:after="80"/>
+        <w:keepNext/>
+        <w:keepLines/>
+        <w:widowControl/>
+        <w:spacing w:before="0" w:after="100" w:line="264" w:lineRule="auto"/>
+        <w:jc w:val="center"/>
       </w:pPr>
       <w:r>
         <w:rPr>
-          <w:rFonts w:ascii="等线" w:hAnsi="等线"/>
-          <w:sz w:val="21"/>
+          <w:rFonts w:ascii="Times New Roman" w:hAnsi="Times New Roman" w:eastAsia="宋体"/>
+          <w:b w:val="0"/>
+          <w:color w:val="000000"/>
+          <w:sz w:val="22"/>
+          <w:u w:val="none"/>
         </w:rPr>
-        <w:t>记录对象：朵朵</w:t>
+        <w:t>错题订正与复习</w:t>
       </w:r>
     </w:p>
     <w:p>
       <w:pPr>
-        <w:spacing w:after="80"/>
+        <w:keepNext/>
+        <w:keepLines/>
+        <w:widowControl/>
+        <w:spacing w:before="100" w:after="40" w:line="264" w:lineRule="auto"/>
       </w:pPr>
       <w:r>
         <w:rPr>
-          <w:rFonts w:ascii="等线" w:hAnsi="等线"/>
-          <w:sz w:val="21"/>
+          <w:rFonts w:ascii="Times New Roman" w:hAnsi="Times New Roman" w:eastAsia="宋体"/>
+          <w:b/>
+          <w:color w:val="000000"/>
+          <w:sz w:val="24"/>
+          <w:u w:val="none"/>
         </w:rPr>
-        <w:t>使用说明：每题保留原题和原作答，请在“订正”和“心得”处完成书写。</w:t>
+        <w:t>基础练习</w:t>
       </w:r>
     </w:p>
     <w:p>
       <w:pPr>
-        <w:spacing w:after="80"/>
-      </w:pPr>
-    </w:p>
-    <w:p>
-      <w:pPr>
         <w:keepNext/>
-        <w:spacing w:after="80"/>
+        <w:keepLines/>
+        <w:widowControl/>
+        <w:spacing w:before="80" w:after="80" w:line="264" w:lineRule="auto"/>
       </w:pPr>
       <w:r>
         <w:rPr>
-          <w:rFonts w:ascii="等线" w:hAnsi="等线"/>
+          <w:rFonts w:ascii="Times New Roman" w:hAnsi="Times New Roman" w:eastAsia="宋体"/>
           <w:b/>
-          <w:sz w:val="24"/>
+          <w:color w:val="000000"/>
+          <w:sz w:val="22"/>
+          <w:u w:val="none"/>
         </w:rPr>
-        <w:t>第1题</w:t>
+        <w:t>三、选择题</w:t>
       </w:r>
     </w:p>
     <w:p>
       <w:pPr>
         <w:keepNext/>
-        <w:spacing w:after="80"/>
+        <w:keepLines/>
+        <w:widowControl/>
+        <w:spacing w:before="0" w:after="40" w:line="264" w:lineRule="auto"/>
       </w:pPr>
       <w:r>
         <w:rPr>
-          <w:rFonts w:ascii="等线" w:hAnsi="等线"/>
+          <w:rFonts w:ascii="Times New Roman" w:hAnsi="Times New Roman" w:eastAsia="宋体"/>
+          <w:b/>
+          <w:color w:val="000000"/>
           <w:sz w:val="21"/>
+          <w:u w:val="none"/>
         </w:rPr>
-        <w:t>14. Mr Wang wants to know ______ about the clubs.</w:t>
-        <w:br/>
-        <w:br/>
-        <w:t>A. an information　B. many informations　C. a lot of informations　D. more information</w:t>
+        <w:t>14.</w:t>
+      </w:r>
+      <w:r>
+        <w:rPr>
+          <w:rFonts w:ascii="Times New Roman" w:hAnsi="Times New Roman" w:eastAsia="宋体"/>
+          <w:b w:val="0"/>
+          <w:color w:val="000000"/>
+          <w:sz w:val="21"/>
+          <w:u w:val="none"/>
+        </w:rPr>
+        <w:t xml:space="preserve"> Mr Wang wants to know ________ about the clubs.</w:t>
       </w:r>
     </w:p>
     <w:p>
       <w:pPr>
-        <w:spacing w:after="80"/>
+        <w:keepNext/>
+        <w:keepLines/>
+        <w:widowControl/>
+        <w:tabs>
+          <w:tab w:pos="3628" w:val="left"/>
+        </w:tabs>
+        <w:spacing w:before="0" w:after="20" w:line="264" w:lineRule="auto"/>
       </w:pPr>
       <w:r>
         <w:rPr>
-          <w:rFonts w:ascii="等线" w:hAnsi="等线"/>
+          <w:rFonts w:ascii="Times New Roman" w:hAnsi="Times New Roman" w:eastAsia="宋体"/>
+          <w:b w:val="0"/>
+          <w:color w:val="000000"/>
           <w:sz w:val="21"/>
+          <w:u w:val="none"/>
         </w:rPr>
-        <w:t>朵朵原答案：A（照片中手写答案）</w:t>
+        <w:t>A. an information</w:t>
+        <w:tab/>
+        <w:t>B. many informations</w:t>
       </w:r>
     </w:p>
     <w:p>
       <w:pPr>
-        <w:spacing w:after="80"/>
+        <w:keepNext/>
+        <w:keepLines/>
+        <w:widowControl/>
+        <w:tabs>
+          <w:tab w:pos="3628" w:val="left"/>
+        </w:tabs>
+        <w:spacing w:before="0" w:after="20" w:line="264" w:lineRule="auto"/>
       </w:pPr>
       <w:r>
         <w:rPr>
-          <w:rFonts w:ascii="等线" w:hAnsi="等线"/>
+          <w:rFonts w:ascii="Times New Roman" w:hAnsi="Times New Roman" w:eastAsia="宋体"/>
+          <w:b w:val="0"/>
+          <w:color w:val="000000"/>
           <w:sz w:val="21"/>
+          <w:u w:val="none"/>
         </w:rPr>
-        <w:t>订正：____________________________________________________________</w:t>
+        <w:t>C. a lot of informations</w:t>
+        <w:tab/>
+        <w:t>D. more information</w:t>
       </w:r>
     </w:p>
     <w:p>
       <w:pPr>
-        <w:spacing w:after="80"/>
+        <w:keepNext/>
+        <w:keepLines/>
+        <w:widowControl/>
+        <w:spacing w:before="0" w:after="20" w:line="264" w:lineRule="auto"/>
       </w:pPr>
       <w:r>
         <w:rPr>
-          <w:rFonts w:ascii="等线" w:hAnsi="等线"/>
-          <w:sz w:val="21"/>
+          <w:rFonts w:ascii="Times New Roman" w:hAnsi="Times New Roman" w:eastAsia="宋体"/>
+          <w:b/>
+          <w:color w:val="000000"/>
+          <w:sz w:val="20"/>
+          <w:u w:val="none"/>
         </w:rPr>
-        <w:t>心得：____________________________________________________________</w:t>
+        <w:t>朵朵原答案：</w:t>
+      </w:r>
+      <w:r>
+        <w:rPr>
+          <w:rFonts w:ascii="Times New Roman" w:hAnsi="Times New Roman" w:eastAsia="宋体"/>
+          <w:b w:val="0"/>
+          <w:color w:val="000000"/>
+          <w:sz w:val="20"/>
+          <w:u w:val="none"/>
+        </w:rPr>
+        <w:t xml:space="preserve"> A（照片中手写答案）</w:t>
       </w:r>
     </w:p>
     <w:p>
       <w:pPr>
-        <w:spacing w:after="80"/>
+        <w:keepNext/>
+        <w:keepLines/>
+        <w:widowControl/>
+        <w:tabs>
+          <w:tab w:pos="7200" w:val="left"/>
+        </w:tabs>
+        <w:spacing w:before="0" w:after="20" w:line="380" w:lineRule="exact"/>
       </w:pPr>
       <w:r>
         <w:rPr>
-          <w:rFonts w:ascii="等线" w:hAnsi="等线"/>
-          <w:sz w:val="21"/>
+          <w:rFonts w:ascii="Times New Roman" w:hAnsi="Times New Roman" w:eastAsia="宋体"/>
+          <w:b w:val="0"/>
+          <w:color w:val="000000"/>
+          <w:sz w:val="20"/>
+          <w:u w:val="none"/>
         </w:rPr>
-        <w:t>____________________________________________________________</w:t>
+        <w:t>订正：</w:t>
+      </w:r>
+      <w:r>
+        <w:rPr>
+          <w:rFonts w:ascii="Times New Roman" w:hAnsi="Times New Roman" w:eastAsia="宋体"/>
+          <w:b w:val="0"/>
+          <w:color w:val="000000"/>
+          <w:sz w:val="20"/>
+          <w:u w:val="single"/>
+        </w:rPr>
+        <w:tab/>
       </w:r>
     </w:p>
     <w:p>
       <w:pPr>
-        <w:spacing w:after="80"/>
-      </w:pPr>
-    </w:p>
-    <w:p>
-      <w:pPr>
-        <w:keepNext/>
-        <w:spacing w:after="80"/>
+        <w:keepNext w:val="0"/>
+        <w:keepLines/>
+        <w:widowControl/>
+        <w:tabs>
+          <w:tab w:pos="7200" w:val="left"/>
+        </w:tabs>
+        <w:spacing w:before="0" w:after="80" w:line="380" w:lineRule="exact"/>
       </w:pPr>
       <w:r>
         <w:rPr>
-          <w:rFonts w:ascii="等线" w:hAnsi="等线"/>
-          <w:b/>
-          <w:sz w:val="24"/>
+          <w:rFonts w:ascii="Times New Roman" w:hAnsi="Times New Roman" w:eastAsia="宋体"/>
+          <w:b w:val="0"/>
+          <w:color w:val="000000"/>
+          <w:sz w:val="20"/>
+          <w:u w:val="none"/>
         </w:rPr>
-        <w:t>第2题</w:t>
+        <w:t>心得：</w:t>
+      </w:r>
+      <w:r>
+        <w:rPr>
+          <w:rFonts w:ascii="Times New Roman" w:hAnsi="Times New Roman" w:eastAsia="宋体"/>
+          <w:b w:val="0"/>
+          <w:color w:val="000000"/>
+          <w:sz w:val="20"/>
+          <w:u w:val="single"/>
+        </w:rPr>
+        <w:tab/>
       </w:r>
     </w:p>
     <w:p>
       <w:pPr>
         <w:keepNext/>
-        <w:spacing w:after="80"/>
+        <w:keepLines/>
+        <w:widowControl/>
+        <w:spacing w:before="0" w:after="40" w:line="264" w:lineRule="auto"/>
       </w:pPr>
       <w:r>
         <w:rPr>
-          <w:rFonts w:ascii="等线" w:hAnsi="等线"/>
+          <w:rFonts w:ascii="Times New Roman" w:hAnsi="Times New Roman" w:eastAsia="宋体"/>
+          <w:b/>
+          <w:color w:val="000000"/>
           <w:sz w:val="21"/>
+          <w:u w:val="none"/>
         </w:rPr>
-        <w:t>15. What ______ do you want to know about the school?</w:t>
-        <w:br/>
-        <w:br/>
-        <w:t>A. too　B. either　C. also　D. else</w:t>
+        <w:t>15.</w:t>
+      </w:r>
+      <w:r>
+        <w:rPr>
+          <w:rFonts w:ascii="Times New Roman" w:hAnsi="Times New Roman" w:eastAsia="宋体"/>
+          <w:b w:val="0"/>
+          <w:color w:val="000000"/>
+          <w:sz w:val="21"/>
+          <w:u w:val="none"/>
+        </w:rPr>
+        <w:t xml:space="preserve"> What ________ do you want to know about the school?</w:t>
       </w:r>
     </w:p>
     <w:p>
       <w:pPr>
-        <w:spacing w:after="80"/>
+        <w:keepNext/>
+        <w:keepLines/>
+        <w:widowControl/>
+        <w:tabs>
+          <w:tab w:pos="1814" w:val="left"/>
+          <w:tab w:pos="3628" w:val="left"/>
+          <w:tab w:pos="5443" w:val="left"/>
+        </w:tabs>
+        <w:spacing w:before="0" w:after="20" w:line="264" w:lineRule="auto"/>
       </w:pPr>
       <w:r>
         <w:rPr>
-          <w:rFonts w:ascii="等线" w:hAnsi="等线"/>
+          <w:rFonts w:ascii="Times New Roman" w:hAnsi="Times New Roman" w:eastAsia="宋体"/>
+          <w:b w:val="0"/>
+          <w:color w:val="000000"/>
           <w:sz w:val="21"/>
+          <w:u w:val="none"/>
         </w:rPr>
-        <w:t>朵朵原答案：B. either（照片中手写答案）</w:t>
+        <w:t>A. too</w:t>
+        <w:tab/>
+        <w:t>B. either</w:t>
+        <w:tab/>
+        <w:t>C. also</w:t>
+        <w:tab/>
+        <w:t>D. else</w:t>
       </w:r>
     </w:p>
     <w:p>
       <w:pPr>
-        <w:spacing w:after="80"/>
+        <w:keepNext/>
+        <w:keepLines/>
+        <w:widowControl/>
+        <w:spacing w:before="0" w:after="20" w:line="264" w:lineRule="auto"/>
       </w:pPr>
       <w:r>
         <w:rPr>
-          <w:rFonts w:ascii="等线" w:hAnsi="等线"/>
-          <w:sz w:val="21"/>
+          <w:rFonts w:ascii="Times New Roman" w:hAnsi="Times New Roman" w:eastAsia="宋体"/>
+          <w:b/>
+          <w:color w:val="000000"/>
+          <w:sz w:val="20"/>
+          <w:u w:val="none"/>
         </w:rPr>
-        <w:t>订正：____________________________________________________________</w:t>
+        <w:t>朵朵原答案：</w:t>
+      </w:r>
+      <w:r>
+        <w:rPr>
+          <w:rFonts w:ascii="Times New Roman" w:hAnsi="Times New Roman" w:eastAsia="宋体"/>
+          <w:b w:val="0"/>
+          <w:color w:val="000000"/>
+          <w:sz w:val="20"/>
+          <w:u w:val="none"/>
+        </w:rPr>
+        <w:t xml:space="preserve"> B. either（照片中手写答案）</w:t>
       </w:r>
     </w:p>
     <w:p>
       <w:pPr>
-        <w:spacing w:after="80"/>
+        <w:keepNext/>
+        <w:keepLines/>
+        <w:widowControl/>
+        <w:tabs>
+          <w:tab w:pos="7200" w:val="left"/>
+        </w:tabs>
+        <w:spacing w:before="0" w:after="20" w:line="380" w:lineRule="exact"/>
       </w:pPr>
       <w:r>
         <w:rPr>
-          <w:rFonts w:ascii="等线" w:hAnsi="等线"/>
-          <w:sz w:val="21"/>
+          <w:rFonts w:ascii="Times New Roman" w:hAnsi="Times New Roman" w:eastAsia="宋体"/>
+          <w:b w:val="0"/>
+          <w:color w:val="000000"/>
+          <w:sz w:val="20"/>
+          <w:u w:val="none"/>
         </w:rPr>
-        <w:t>心得：____________________________________________________________</w:t>
+        <w:t>订正：</w:t>
+      </w:r>
+      <w:r>
+        <w:rPr>
+          <w:rFonts w:ascii="Times New Roman" w:hAnsi="Times New Roman" w:eastAsia="宋体"/>
+          <w:b w:val="0"/>
+          <w:color w:val="000000"/>
+          <w:sz w:val="20"/>
+          <w:u w:val="single"/>
+        </w:rPr>
+        <w:tab/>
       </w:r>
     </w:p>
     <w:p>
       <w:pPr>
-        <w:spacing w:after="80"/>
+        <w:keepNext w:val="0"/>
+        <w:keepLines/>
+        <w:widowControl/>
+        <w:tabs>
+          <w:tab w:pos="7200" w:val="left"/>
+        </w:tabs>
+        <w:spacing w:before="0" w:after="80" w:line="380" w:lineRule="exact"/>
       </w:pPr>
       <w:r>
         <w:rPr>
-          <w:rFonts w:ascii="等线" w:hAnsi="等线"/>
-          <w:sz w:val="21"/>
+          <w:rFonts w:ascii="Times New Roman" w:hAnsi="Times New Roman" w:eastAsia="宋体"/>
+          <w:b w:val="0"/>
+          <w:color w:val="000000"/>
+          <w:sz w:val="20"/>
+          <w:u w:val="none"/>
         </w:rPr>
-        <w:t>____________________________________________________________</w:t>
+        <w:t>心得：</w:t>
+      </w:r>
+      <w:r>
+        <w:rPr>
+          <w:rFonts w:ascii="Times New Roman" w:hAnsi="Times New Roman" w:eastAsia="宋体"/>
+          <w:b w:val="0"/>
+          <w:color w:val="000000"/>
+          <w:sz w:val="20"/>
+          <w:u w:val="single"/>
+        </w:rPr>
+        <w:tab/>
       </w:r>
     </w:p>
     <w:p>
       <w:pPr>
-        <w:spacing w:after="80"/>
-      </w:pPr>
-    </w:p>
-    <w:p>
-      <w:pPr>
         <w:keepNext/>
-        <w:spacing w:after="80"/>
+        <w:keepLines/>
+        <w:widowControl/>
+        <w:spacing w:before="0" w:after="40" w:line="264" w:lineRule="auto"/>
       </w:pPr>
       <w:r>
         <w:rPr>
-          <w:rFonts w:ascii="等线" w:hAnsi="等线"/>
+          <w:rFonts w:ascii="Times New Roman" w:hAnsi="Times New Roman" w:eastAsia="宋体"/>
           <w:b/>
-          <w:sz w:val="24"/>
+          <w:color w:val="000000"/>
+          <w:sz w:val="21"/>
+          <w:u w:val="none"/>
         </w:rPr>
-        <w:t>第3题</w:t>
+        <w:t>16.</w:t>
+      </w:r>
+      <w:r>
+        <w:rPr>
+          <w:rFonts w:ascii="Times New Roman" w:hAnsi="Times New Roman" w:eastAsia="宋体"/>
+          <w:b w:val="0"/>
+          <w:color w:val="000000"/>
+          <w:sz w:val="21"/>
+          <w:u w:val="none"/>
+        </w:rPr>
+        <w:t xml:space="preserve"> ________ teaches you English this term? - Mrs Miller.</w:t>
       </w:r>
     </w:p>
     <w:p>
       <w:pPr>
         <w:keepNext/>
-        <w:spacing w:after="80"/>
+        <w:keepLines/>
+        <w:widowControl/>
+        <w:tabs>
+          <w:tab w:pos="1814" w:val="left"/>
+          <w:tab w:pos="3628" w:val="left"/>
+          <w:tab w:pos="5443" w:val="left"/>
+        </w:tabs>
+        <w:spacing w:before="0" w:after="20" w:line="264" w:lineRule="auto"/>
       </w:pPr>
       <w:r>
         <w:rPr>
-          <w:rFonts w:ascii="等线" w:hAnsi="等线"/>
+          <w:rFonts w:ascii="Times New Roman" w:hAnsi="Times New Roman" w:eastAsia="宋体"/>
+          <w:b w:val="0"/>
+          <w:color w:val="000000"/>
           <w:sz w:val="21"/>
+          <w:u w:val="none"/>
         </w:rPr>
-        <w:t>16. ______ teaches you English this term? - Mrs Miller.</w:t>
-        <w:br/>
-        <w:br/>
-        <w:t>A. Who　B. What　C. Who does　D. What does</w:t>
+        <w:t>A. Who</w:t>
+        <w:tab/>
+        <w:t>B. What</w:t>
+        <w:tab/>
+        <w:t>C. Who does</w:t>
+        <w:tab/>
+        <w:t>D. What does</w:t>
       </w:r>
     </w:p>
     <w:p>
       <w:pPr>
-        <w:spacing w:after="80"/>
+        <w:keepNext/>
+        <w:keepLines/>
+        <w:widowControl/>
+        <w:spacing w:before="0" w:after="20" w:line="264" w:lineRule="auto"/>
       </w:pPr>
       <w:r>
         <w:rPr>
-          <w:rFonts w:ascii="等线" w:hAnsi="等线"/>
-          <w:sz w:val="21"/>
+          <w:rFonts w:ascii="Times New Roman" w:hAnsi="Times New Roman" w:eastAsia="宋体"/>
+          <w:b/>
+          <w:color w:val="000000"/>
+          <w:sz w:val="20"/>
+          <w:u w:val="none"/>
         </w:rPr>
-        <w:t>朵朵原答案：C. Who does（照片中手写答案）</w:t>
+        <w:t>朵朵原答案：</w:t>
+      </w:r>
+      <w:r>
+        <w:rPr>
+          <w:rFonts w:ascii="Times New Roman" w:hAnsi="Times New Roman" w:eastAsia="宋体"/>
+          <w:b w:val="0"/>
+          <w:color w:val="000000"/>
+          <w:sz w:val="20"/>
+          <w:u w:val="none"/>
+        </w:rPr>
+        <w:t xml:space="preserve"> C. Who does（照片中手写答案）</w:t>
       </w:r>
     </w:p>
     <w:p>
       <w:pPr>
-        <w:spacing w:after="80"/>
+        <w:keepNext/>
+        <w:keepLines/>
+        <w:widowControl/>
+        <w:tabs>
+          <w:tab w:pos="7200" w:val="left"/>
+        </w:tabs>
+        <w:spacing w:before="0" w:after="20" w:line="380" w:lineRule="exact"/>
       </w:pPr>
       <w:r>
         <w:rPr>
-          <w:rFonts w:ascii="等线" w:hAnsi="等线"/>
-          <w:sz w:val="21"/>
+          <w:rFonts w:ascii="Times New Roman" w:hAnsi="Times New Roman" w:eastAsia="宋体"/>
+          <w:b w:val="0"/>
+          <w:color w:val="000000"/>
+          <w:sz w:val="20"/>
+          <w:u w:val="none"/>
         </w:rPr>
-        <w:t>订正：____________________________________________________________</w:t>
+        <w:t>订正：</w:t>
+      </w:r>
+      <w:r>
+        <w:rPr>
+          <w:rFonts w:ascii="Times New Roman" w:hAnsi="Times New Roman" w:eastAsia="宋体"/>
+          <w:b w:val="0"/>
+          <w:color w:val="000000"/>
+          <w:sz w:val="20"/>
+          <w:u w:val="single"/>
+        </w:rPr>
+        <w:tab/>
       </w:r>
     </w:p>
     <w:p>
       <w:pPr>
-        <w:spacing w:after="80"/>
+        <w:keepNext w:val="0"/>
+        <w:keepLines/>
+        <w:widowControl/>
+        <w:tabs>
+          <w:tab w:pos="7200" w:val="left"/>
+        </w:tabs>
+        <w:spacing w:before="0" w:after="80" w:line="380" w:lineRule="exact"/>
       </w:pPr>
       <w:r>
         <w:rPr>
-          <w:rFonts w:ascii="等线" w:hAnsi="等线"/>
-          <w:sz w:val="21"/>
+          <w:rFonts w:ascii="Times New Roman" w:hAnsi="Times New Roman" w:eastAsia="宋体"/>
+          <w:b w:val="0"/>
+          <w:color w:val="000000"/>
+          <w:sz w:val="20"/>
+          <w:u w:val="none"/>
         </w:rPr>
-        <w:t>心得：____________________________________________________________</w:t>
+        <w:t>心得：</w:t>
+      </w:r>
+      <w:r>
+        <w:rPr>
+          <w:rFonts w:ascii="Times New Roman" w:hAnsi="Times New Roman" w:eastAsia="宋体"/>
+          <w:b w:val="0"/>
+          <w:color w:val="000000"/>
+          <w:sz w:val="20"/>
+          <w:u w:val="single"/>
+        </w:rPr>
+        <w:tab/>
       </w:r>
     </w:p>
     <w:p>
       <w:pPr>
-        <w:spacing w:after="80"/>
+        <w:keepNext/>
+        <w:keepLines/>
+        <w:widowControl/>
+        <w:spacing w:before="0" w:after="40" w:line="264" w:lineRule="auto"/>
       </w:pPr>
       <w:r>
         <w:rPr>
-          <w:rFonts w:ascii="等线" w:hAnsi="等线"/>
+          <w:rFonts w:ascii="Times New Roman" w:hAnsi="Times New Roman" w:eastAsia="宋体"/>
+          <w:b/>
+          <w:color w:val="000000"/>
           <w:sz w:val="21"/>
+          <w:u w:val="none"/>
         </w:rPr>
-        <w:t>____________________________________________________________</w:t>
+        <w:t>18.</w:t>
+      </w:r>
+      <w:r>
+        <w:rPr>
+          <w:rFonts w:ascii="Times New Roman" w:hAnsi="Times New Roman" w:eastAsia="宋体"/>
+          <w:b w:val="0"/>
+          <w:color w:val="000000"/>
+          <w:sz w:val="21"/>
+          <w:u w:val="none"/>
+        </w:rPr>
+        <w:t xml:space="preserve"> ________ word did you underline, post or poster, Jenny? - Oh, it was poster.</w:t>
       </w:r>
     </w:p>
     <w:p>
       <w:pPr>
-        <w:spacing w:after="80"/>
-      </w:pPr>
-    </w:p>
-    <w:p>
-      <w:pPr>
         <w:keepNext/>
-        <w:spacing w:after="80"/>
+        <w:keepLines/>
+        <w:widowControl/>
+        <w:tabs>
+          <w:tab w:pos="1814" w:val="left"/>
+          <w:tab w:pos="3628" w:val="left"/>
+          <w:tab w:pos="5443" w:val="left"/>
+        </w:tabs>
+        <w:spacing w:before="0" w:after="20" w:line="264" w:lineRule="auto"/>
       </w:pPr>
       <w:r>
         <w:rPr>
-          <w:rFonts w:ascii="等线" w:hAnsi="等线"/>
-          <w:b/>
-          <w:sz w:val="24"/>
+          <w:rFonts w:ascii="Times New Roman" w:hAnsi="Times New Roman" w:eastAsia="宋体"/>
+          <w:b w:val="0"/>
+          <w:color w:val="000000"/>
+          <w:sz w:val="21"/>
+          <w:u w:val="none"/>
         </w:rPr>
-        <w:t>第4题</w:t>
+        <w:t>A. Which</w:t>
+        <w:tab/>
+        <w:t>B. What</w:t>
+        <w:tab/>
+        <w:t>C. How many</w:t>
+        <w:tab/>
+        <w:t>D. How much</w:t>
       </w:r>
     </w:p>
     <w:p>
       <w:pPr>
         <w:keepNext/>
-        <w:spacing w:after="80"/>
+        <w:keepLines/>
+        <w:widowControl/>
+        <w:spacing w:before="0" w:after="20" w:line="264" w:lineRule="auto"/>
       </w:pPr>
       <w:r>
         <w:rPr>
-          <w:rFonts w:ascii="等线" w:hAnsi="等线"/>
-          <w:sz w:val="21"/>
+          <w:rFonts w:ascii="Times New Roman" w:hAnsi="Times New Roman" w:eastAsia="宋体"/>
+          <w:b/>
+          <w:color w:val="000000"/>
+          <w:sz w:val="20"/>
+          <w:u w:val="none"/>
         </w:rPr>
-        <w:t>18. ______ word did you underline, post or poster, Jenny? - Oh, it was poster.</w:t>
-        <w:br/>
-        <w:br/>
-        <w:t>A. Which　B. What　C. How many　D. How much</w:t>
+        <w:t>朵朵原答案：</w:t>
+      </w:r>
+      <w:r>
+        <w:rPr>
+          <w:rFonts w:ascii="Times New Roman" w:hAnsi="Times New Roman" w:eastAsia="宋体"/>
+          <w:b w:val="0"/>
+          <w:color w:val="000000"/>
+          <w:sz w:val="20"/>
+          <w:u w:val="none"/>
+        </w:rPr>
+        <w:t xml:space="preserve"> B. What（照片中手写答案）</w:t>
       </w:r>
     </w:p>
     <w:p>
       <w:pPr>
-        <w:spacing w:after="80"/>
+        <w:keepNext/>
+        <w:keepLines/>
+        <w:widowControl/>
+        <w:tabs>
+          <w:tab w:pos="7200" w:val="left"/>
+        </w:tabs>
+        <w:spacing w:before="0" w:after="20" w:line="380" w:lineRule="exact"/>
       </w:pPr>
       <w:r>
         <w:rPr>
-          <w:rFonts w:ascii="等线" w:hAnsi="等线"/>
-          <w:sz w:val="21"/>
+          <w:rFonts w:ascii="Times New Roman" w:hAnsi="Times New Roman" w:eastAsia="宋体"/>
+          <w:b w:val="0"/>
+          <w:color w:val="000000"/>
+          <w:sz w:val="20"/>
+          <w:u w:val="none"/>
         </w:rPr>
-        <w:t>朵朵原答案：B. What（照片中手写答案）</w:t>
+        <w:t>订正：</w:t>
+      </w:r>
+      <w:r>
+        <w:rPr>
+          <w:rFonts w:ascii="Times New Roman" w:hAnsi="Times New Roman" w:eastAsia="宋体"/>
+          <w:b w:val="0"/>
+          <w:color w:val="000000"/>
+          <w:sz w:val="20"/>
+          <w:u w:val="single"/>
+        </w:rPr>
+        <w:tab/>
       </w:r>
     </w:p>
     <w:p>
       <w:pPr>
-        <w:spacing w:after="80"/>
+        <w:keepNext w:val="0"/>
+        <w:keepLines/>
+        <w:widowControl/>
+        <w:tabs>
+          <w:tab w:pos="7200" w:val="left"/>
+        </w:tabs>
+        <w:spacing w:before="0" w:after="80" w:line="380" w:lineRule="exact"/>
       </w:pPr>
       <w:r>
         <w:rPr>
-          <w:rFonts w:ascii="等线" w:hAnsi="等线"/>
-          <w:sz w:val="21"/>
+          <w:rFonts w:ascii="Times New Roman" w:hAnsi="Times New Roman" w:eastAsia="宋体"/>
+          <w:b w:val="0"/>
+          <w:color w:val="000000"/>
+          <w:sz w:val="20"/>
+          <w:u w:val="none"/>
         </w:rPr>
-        <w:t>订正：____________________________________________________________</w:t>
+        <w:t>心得：</w:t>
+      </w:r>
+      <w:r>
+        <w:rPr>
+          <w:rFonts w:ascii="Times New Roman" w:hAnsi="Times New Roman" w:eastAsia="宋体"/>
+          <w:b w:val="0"/>
+          <w:color w:val="000000"/>
+          <w:sz w:val="20"/>
+          <w:u w:val="single"/>
+        </w:rPr>
+        <w:tab/>
       </w:r>
     </w:p>
     <w:p>
       <w:pPr>
-        <w:spacing w:after="80"/>
+        <w:keepNext/>
+        <w:keepLines/>
+        <w:widowControl/>
+        <w:spacing w:before="80" w:after="80" w:line="264" w:lineRule="auto"/>
       </w:pPr>
       <w:r>
         <w:rPr>
-          <w:rFonts w:ascii="等线" w:hAnsi="等线"/>
-          <w:sz w:val="21"/>
+          <w:rFonts w:ascii="Times New Roman" w:hAnsi="Times New Roman" w:eastAsia="宋体"/>
+          <w:b/>
+          <w:color w:val="000000"/>
+          <w:sz w:val="22"/>
+          <w:u w:val="none"/>
         </w:rPr>
-        <w:t>心得：____________________________________________________________</w:t>
+        <w:t>四、用单词的适当形式填空</w:t>
       </w:r>
     </w:p>
     <w:p>
       <w:pPr>
-        <w:spacing w:after="80"/>
+        <w:keepNext/>
+        <w:keepLines/>
+        <w:widowControl/>
+        <w:spacing w:before="0" w:after="40" w:line="264" w:lineRule="auto"/>
       </w:pPr>
       <w:r>
         <w:rPr>
-          <w:rFonts w:ascii="等线" w:hAnsi="等线"/>
+          <w:rFonts w:ascii="Times New Roman" w:hAnsi="Times New Roman" w:eastAsia="宋体"/>
+          <w:b/>
+          <w:color w:val="000000"/>
           <w:sz w:val="21"/>
+          <w:u w:val="none"/>
         </w:rPr>
-        <w:t>____________________________________________________________</w:t>
+        <w:t>1.</w:t>
+      </w:r>
+      <w:r>
+        <w:rPr>
+          <w:rFonts w:ascii="Times New Roman" w:hAnsi="Times New Roman" w:eastAsia="宋体"/>
+          <w:b w:val="0"/>
+          <w:color w:val="000000"/>
+          <w:sz w:val="21"/>
+          <w:u w:val="none"/>
+        </w:rPr>
+        <w:t xml:space="preserve"> In fact, everyone ________ (have) his or her own study habit.</w:t>
       </w:r>
     </w:p>
     <w:p>
       <w:pPr>
-        <w:spacing w:after="80"/>
-      </w:pPr>
-    </w:p>
-    <w:p>
-      <w:pPr>
         <w:keepNext/>
-        <w:spacing w:after="80"/>
+        <w:keepLines/>
+        <w:widowControl/>
+        <w:spacing w:before="0" w:after="20" w:line="264" w:lineRule="auto"/>
       </w:pPr>
       <w:r>
         <w:rPr>
-          <w:rFonts w:ascii="等线" w:hAnsi="等线"/>
+          <w:rFonts w:ascii="Times New Roman" w:hAnsi="Times New Roman" w:eastAsia="宋体"/>
           <w:b/>
-          <w:sz w:val="24"/>
+          <w:color w:val="000000"/>
+          <w:sz w:val="20"/>
+          <w:u w:val="none"/>
         </w:rPr>
-        <w:t>第5题</w:t>
+        <w:t>朵朵原答案：</w:t>
+      </w:r>
+      <w:r>
+        <w:rPr>
+          <w:rFonts w:ascii="Times New Roman" w:hAnsi="Times New Roman" w:eastAsia="宋体"/>
+          <w:b w:val="0"/>
+          <w:color w:val="000000"/>
+          <w:sz w:val="20"/>
+          <w:u w:val="none"/>
+        </w:rPr>
+        <w:t xml:space="preserve"> have</w:t>
       </w:r>
     </w:p>
     <w:p>
       <w:pPr>
         <w:keepNext/>
-        <w:spacing w:after="80"/>
+        <w:keepLines/>
+        <w:widowControl/>
+        <w:tabs>
+          <w:tab w:pos="7200" w:val="left"/>
+        </w:tabs>
+        <w:spacing w:before="0" w:after="20" w:line="380" w:lineRule="exact"/>
       </w:pPr>
       <w:r>
         <w:rPr>
-          <w:rFonts w:ascii="等线" w:hAnsi="等线"/>
-          <w:sz w:val="21"/>
+          <w:rFonts w:ascii="Times New Roman" w:hAnsi="Times New Roman" w:eastAsia="宋体"/>
+          <w:b w:val="0"/>
+          <w:color w:val="000000"/>
+          <w:sz w:val="20"/>
+          <w:u w:val="none"/>
         </w:rPr>
-        <w:t>1. In fact, everyone ______ (have) his or her own study habit.</w:t>
+        <w:t>订正：</w:t>
+      </w:r>
+      <w:r>
+        <w:rPr>
+          <w:rFonts w:ascii="Times New Roman" w:hAnsi="Times New Roman" w:eastAsia="宋体"/>
+          <w:b w:val="0"/>
+          <w:color w:val="000000"/>
+          <w:sz w:val="20"/>
+          <w:u w:val="single"/>
+        </w:rPr>
+        <w:tab/>
       </w:r>
     </w:p>
     <w:p>
       <w:pPr>
-        <w:spacing w:after="80"/>
+        <w:keepNext w:val="0"/>
+        <w:keepLines/>
+        <w:widowControl/>
+        <w:tabs>
+          <w:tab w:pos="7200" w:val="left"/>
+        </w:tabs>
+        <w:spacing w:before="0" w:after="80" w:line="380" w:lineRule="exact"/>
       </w:pPr>
       <w:r>
         <w:rPr>
-          <w:rFonts w:ascii="等线" w:hAnsi="等线"/>
-          <w:sz w:val="21"/>
+          <w:rFonts w:ascii="Times New Roman" w:hAnsi="Times New Roman" w:eastAsia="宋体"/>
+          <w:b w:val="0"/>
+          <w:color w:val="000000"/>
+          <w:sz w:val="20"/>
+          <w:u w:val="none"/>
         </w:rPr>
-        <w:t>朵朵原答案：have</w:t>
+        <w:t>心得：</w:t>
+      </w:r>
+      <w:r>
+        <w:rPr>
+          <w:rFonts w:ascii="Times New Roman" w:hAnsi="Times New Roman" w:eastAsia="宋体"/>
+          <w:b w:val="0"/>
+          <w:color w:val="000000"/>
+          <w:sz w:val="20"/>
+          <w:u w:val="single"/>
+        </w:rPr>
+        <w:tab/>
       </w:r>
     </w:p>
     <w:p>
       <w:pPr>
-        <w:spacing w:after="80"/>
+        <w:keepNext/>
+        <w:keepLines/>
+        <w:widowControl/>
+        <w:spacing w:before="0" w:after="40" w:line="264" w:lineRule="auto"/>
       </w:pPr>
       <w:r>
         <w:rPr>
-          <w:rFonts w:ascii="等线" w:hAnsi="等线"/>
+          <w:rFonts w:ascii="Times New Roman" w:hAnsi="Times New Roman" w:eastAsia="宋体"/>
+          <w:b/>
+          <w:color w:val="000000"/>
           <w:sz w:val="21"/>
+          <w:u w:val="none"/>
         </w:rPr>
-        <w:t>订正：____________________________________________________________</w:t>
+        <w:t>5.</w:t>
+      </w:r>
+      <w:r>
+        <w:rPr>
+          <w:rFonts w:ascii="Times New Roman" w:hAnsi="Times New Roman" w:eastAsia="宋体"/>
+          <w:b w:val="0"/>
+          <w:color w:val="000000"/>
+          <w:sz w:val="21"/>
+          <w:u w:val="none"/>
+        </w:rPr>
+        <w:t xml:space="preserve"> Sadly, ten people lost their ________ (life) in the big fire.</w:t>
       </w:r>
     </w:p>
     <w:p>
       <w:pPr>
-        <w:spacing w:after="80"/>
+        <w:keepNext/>
+        <w:keepLines/>
+        <w:widowControl/>
+        <w:spacing w:before="0" w:after="20" w:line="264" w:lineRule="auto"/>
       </w:pPr>
       <w:r>
         <w:rPr>
-          <w:rFonts w:ascii="等线" w:hAnsi="等线"/>
-          <w:sz w:val="21"/>
+          <w:rFonts w:ascii="Times New Roman" w:hAnsi="Times New Roman" w:eastAsia="宋体"/>
+          <w:b/>
+          <w:color w:val="000000"/>
+          <w:sz w:val="20"/>
+          <w:u w:val="none"/>
         </w:rPr>
-        <w:t>心得：____________________________________________________________</w:t>
+        <w:t>朵朵原答案：</w:t>
+      </w:r>
+      <w:r>
+        <w:rPr>
+          <w:rFonts w:ascii="Times New Roman" w:hAnsi="Times New Roman" w:eastAsia="宋体"/>
+          <w:b w:val="0"/>
+          <w:color w:val="000000"/>
+          <w:sz w:val="20"/>
+          <w:u w:val="none"/>
+        </w:rPr>
+        <w:t xml:space="preserve"> life</w:t>
       </w:r>
     </w:p>
     <w:p>
       <w:pPr>
-        <w:spacing w:after="80"/>
+        <w:keepNext/>
+        <w:keepLines/>
+        <w:widowControl/>
+        <w:tabs>
+          <w:tab w:pos="7200" w:val="left"/>
+        </w:tabs>
+        <w:spacing w:before="0" w:after="20" w:line="380" w:lineRule="exact"/>
       </w:pPr>
       <w:r>
         <w:rPr>
-          <w:rFonts w:ascii="等线" w:hAnsi="等线"/>
-          <w:sz w:val="21"/>
+          <w:rFonts w:ascii="Times New Roman" w:hAnsi="Times New Roman" w:eastAsia="宋体"/>
+          <w:b w:val="0"/>
+          <w:color w:val="000000"/>
+          <w:sz w:val="20"/>
+          <w:u w:val="none"/>
         </w:rPr>
-        <w:t>____________________________________________________________</w:t>
+        <w:t>订正：</w:t>
+      </w:r>
+      <w:r>
+        <w:rPr>
+          <w:rFonts w:ascii="Times New Roman" w:hAnsi="Times New Roman" w:eastAsia="宋体"/>
+          <w:b w:val="0"/>
+          <w:color w:val="000000"/>
+          <w:sz w:val="20"/>
+          <w:u w:val="single"/>
+        </w:rPr>
+        <w:tab/>
       </w:r>
     </w:p>
     <w:p>
       <w:pPr>
-        <w:spacing w:after="80"/>
-      </w:pPr>
-    </w:p>
-    <w:p>
-      <w:pPr>
-        <w:keepNext/>
-        <w:spacing w:after="80"/>
+        <w:keepNext w:val="0"/>
+        <w:keepLines/>
+        <w:widowControl/>
+        <w:tabs>
+          <w:tab w:pos="7200" w:val="left"/>
+        </w:tabs>
+        <w:spacing w:before="0" w:after="80" w:line="380" w:lineRule="exact"/>
       </w:pPr>
       <w:r>
         <w:rPr>
-          <w:rFonts w:ascii="等线" w:hAnsi="等线"/>
-          <w:b/>
-          <w:sz w:val="24"/>
+          <w:rFonts w:ascii="Times New Roman" w:hAnsi="Times New Roman" w:eastAsia="宋体"/>
+          <w:b w:val="0"/>
+          <w:color w:val="000000"/>
+          <w:sz w:val="20"/>
+          <w:u w:val="none"/>
         </w:rPr>
-        <w:t>第6题</w:t>
+        <w:t>心得：</w:t>
+      </w:r>
+      <w:r>
+        <w:rPr>
+          <w:rFonts w:ascii="Times New Roman" w:hAnsi="Times New Roman" w:eastAsia="宋体"/>
+          <w:b w:val="0"/>
+          <w:color w:val="000000"/>
+          <w:sz w:val="20"/>
+          <w:u w:val="single"/>
+        </w:rPr>
+        <w:tab/>
       </w:r>
     </w:p>
     <w:p>
       <w:pPr>
         <w:keepNext/>
-        <w:spacing w:after="80"/>
+        <w:keepLines/>
+        <w:widowControl/>
+        <w:spacing w:before="80" w:after="80" w:line="264" w:lineRule="auto"/>
       </w:pPr>
       <w:r>
         <w:rPr>
-          <w:rFonts w:ascii="等线" w:hAnsi="等线"/>
-          <w:sz w:val="21"/>
+          <w:rFonts w:ascii="Times New Roman" w:hAnsi="Times New Roman" w:eastAsia="宋体"/>
+          <w:b/>
+          <w:color w:val="000000"/>
+          <w:sz w:val="22"/>
+          <w:u w:val="none"/>
         </w:rPr>
-        <w:t>5. Sadly, ten people lost their ______ (life) in the big fire.</w:t>
+        <w:t>五、改写句子</w:t>
       </w:r>
     </w:p>
     <w:p>
       <w:pPr>
-        <w:spacing w:after="80"/>
+        <w:keepNext/>
+        <w:keepLines/>
+        <w:widowControl/>
+        <w:spacing w:before="0" w:after="40" w:line="264" w:lineRule="auto"/>
       </w:pPr>
       <w:r>
         <w:rPr>
-          <w:rFonts w:ascii="等线" w:hAnsi="等线"/>
+          <w:rFonts w:ascii="Times New Roman" w:hAnsi="Times New Roman" w:eastAsia="宋体"/>
+          <w:b/>
+          <w:color w:val="000000"/>
           <w:sz w:val="21"/>
+          <w:u w:val="none"/>
         </w:rPr>
-        <w:t>朵朵原答案：life</w:t>
+        <w:t>2.</w:t>
+      </w:r>
+      <w:r>
+        <w:rPr>
+          <w:rFonts w:ascii="Times New Roman" w:hAnsi="Times New Roman" w:eastAsia="宋体"/>
+          <w:b w:val="0"/>
+          <w:color w:val="000000"/>
+          <w:sz w:val="21"/>
+          <w:u w:val="none"/>
+        </w:rPr>
+        <w:t xml:space="preserve"> </w:t>
+      </w:r>
+      <w:r>
+        <w:rPr>
+          <w:rFonts w:ascii="Times New Roman" w:hAnsi="Times New Roman" w:eastAsia="宋体"/>
+          <w:b w:val="0"/>
+          <w:color w:val="000000"/>
+          <w:sz w:val="21"/>
+          <w:u w:val="single"/>
+        </w:rPr>
+        <w:t>About 22 students</w:t>
+      </w:r>
+      <w:r>
+        <w:rPr>
+          <w:rFonts w:ascii="Times New Roman" w:hAnsi="Times New Roman" w:eastAsia="宋体"/>
+          <w:b w:val="0"/>
+          <w:color w:val="000000"/>
+          <w:sz w:val="21"/>
+          <w:u w:val="none"/>
+        </w:rPr>
+        <w:t xml:space="preserve"> in our class get to school before 7:00.（对划线部分提问）</w:t>
       </w:r>
     </w:p>
     <w:p>
       <w:pPr>
-        <w:spacing w:after="80"/>
+        <w:keepNext/>
+        <w:keepLines/>
+        <w:widowControl/>
+        <w:spacing w:before="0" w:after="40" w:line="264" w:lineRule="auto"/>
       </w:pPr>
       <w:r>
         <w:rPr>
-          <w:rFonts w:ascii="等线" w:hAnsi="等线"/>
+          <w:rFonts w:ascii="Times New Roman" w:hAnsi="Times New Roman" w:eastAsia="宋体"/>
+          <w:b w:val="0"/>
+          <w:color w:val="000000"/>
           <w:sz w:val="21"/>
+          <w:u w:val="none"/>
         </w:rPr>
-        <w:t>订正：____________________________________________________________</w:t>
+        <w:t>________ ________ students in your class get to school before 7:00?</w:t>
       </w:r>
     </w:p>
     <w:p>
       <w:pPr>
-        <w:spacing w:after="80"/>
+        <w:keepNext/>
+        <w:keepLines/>
+        <w:widowControl/>
+        <w:spacing w:before="0" w:after="20" w:line="264" w:lineRule="auto"/>
       </w:pPr>
       <w:r>
         <w:rPr>
-          <w:rFonts w:ascii="等线" w:hAnsi="等线"/>
-          <w:sz w:val="21"/>
+          <w:rFonts w:ascii="Times New Roman" w:hAnsi="Times New Roman" w:eastAsia="宋体"/>
+          <w:b/>
+          <w:color w:val="000000"/>
+          <w:sz w:val="20"/>
+          <w:u w:val="none"/>
         </w:rPr>
-        <w:t>心得：____________________________________________________________</w:t>
+        <w:t>朵朵原答案：</w:t>
+      </w:r>
+      <w:r>
+        <w:rPr>
+          <w:rFonts w:ascii="Times New Roman" w:hAnsi="Times New Roman" w:eastAsia="宋体"/>
+          <w:b w:val="0"/>
+          <w:color w:val="000000"/>
+          <w:sz w:val="20"/>
+          <w:u w:val="none"/>
+        </w:rPr>
+        <w:t xml:space="preserve"> What do</w:t>
       </w:r>
     </w:p>
     <w:p>
       <w:pPr>
-        <w:spacing w:after="80"/>
+        <w:keepNext/>
+        <w:keepLines/>
+        <w:widowControl/>
+        <w:tabs>
+          <w:tab w:pos="7200" w:val="left"/>
+        </w:tabs>
+        <w:spacing w:before="0" w:after="20" w:line="380" w:lineRule="exact"/>
       </w:pPr>
       <w:r>
         <w:rPr>
-          <w:rFonts w:ascii="等线" w:hAnsi="等线"/>
-          <w:sz w:val="21"/>
+          <w:rFonts w:ascii="Times New Roman" w:hAnsi="Times New Roman" w:eastAsia="宋体"/>
+          <w:b w:val="0"/>
+          <w:color w:val="000000"/>
+          <w:sz w:val="20"/>
+          <w:u w:val="none"/>
         </w:rPr>
-        <w:t>____________________________________________________________</w:t>
+        <w:t>订正：</w:t>
+      </w:r>
+      <w:r>
+        <w:rPr>
+          <w:rFonts w:ascii="Times New Roman" w:hAnsi="Times New Roman" w:eastAsia="宋体"/>
+          <w:b w:val="0"/>
+          <w:color w:val="000000"/>
+          <w:sz w:val="20"/>
+          <w:u w:val="single"/>
+        </w:rPr>
+        <w:tab/>
       </w:r>
     </w:p>
     <w:p>
       <w:pPr>
-        <w:spacing w:after="80"/>
-      </w:pPr>
-    </w:p>
-    <w:p>
-      <w:pPr>
         <w:keepNext/>
-        <w:spacing w:after="80"/>
+        <w:keepLines/>
+        <w:widowControl/>
+        <w:tabs>
+          <w:tab w:pos="7200" w:val="left"/>
+        </w:tabs>
+        <w:spacing w:before="0" w:after="20" w:line="380" w:lineRule="exact"/>
       </w:pPr>
       <w:r>
         <w:rPr>
-          <w:rFonts w:ascii="等线" w:hAnsi="等线"/>
-          <w:b/>
-          <w:sz w:val="24"/>
+          <w:rFonts w:ascii="Times New Roman" w:hAnsi="Times New Roman" w:eastAsia="宋体"/>
+          <w:b w:val="0"/>
+          <w:color w:val="000000"/>
+          <w:sz w:val="20"/>
+          <w:u w:val="single"/>
         </w:rPr>
-        <w:t>第7题</w:t>
+        <w:tab/>
       </w:r>
     </w:p>
     <w:p>
       <w:pPr>
-        <w:keepNext/>
-        <w:spacing w:after="80"/>
+        <w:keepNext w:val="0"/>
+        <w:keepLines/>
+        <w:widowControl/>
+        <w:tabs>
+          <w:tab w:pos="7200" w:val="left"/>
+        </w:tabs>
+        <w:spacing w:before="0" w:after="80" w:line="380" w:lineRule="exact"/>
       </w:pPr>
       <w:r>
         <w:rPr>
-          <w:rFonts w:ascii="等线" w:hAnsi="等线"/>
-          <w:sz w:val="21"/>
+          <w:rFonts w:ascii="Times New Roman" w:hAnsi="Times New Roman" w:eastAsia="宋体"/>
+          <w:b w:val="0"/>
+          <w:color w:val="000000"/>
+          <w:sz w:val="20"/>
+          <w:u w:val="none"/>
         </w:rPr>
-        <w:t>2. About 22 students in our class get to school before 7:00.（对划线部分提问）</w:t>
+        <w:t>心得：</w:t>
+      </w:r>
+      <w:r>
+        <w:rPr>
+          <w:rFonts w:ascii="Times New Roman" w:hAnsi="Times New Roman" w:eastAsia="宋体"/>
+          <w:b w:val="0"/>
+          <w:color w:val="000000"/>
+          <w:sz w:val="20"/>
+          <w:u w:val="single"/>
+        </w:rPr>
+        <w:tab/>
       </w:r>
     </w:p>
     <w:p>
       <w:pPr>
-        <w:spacing w:after="80"/>
+        <w:keepNext/>
+        <w:keepLines/>
+        <w:widowControl/>
+        <w:spacing w:before="0" w:after="40" w:line="264" w:lineRule="auto"/>
       </w:pPr>
       <w:r>
         <w:rPr>
-          <w:rFonts w:ascii="等线" w:hAnsi="等线"/>
+          <w:rFonts w:ascii="Times New Roman" w:hAnsi="Times New Roman" w:eastAsia="宋体"/>
+          <w:b/>
+          <w:color w:val="000000"/>
           <w:sz w:val="21"/>
+          <w:u w:val="none"/>
         </w:rPr>
-        <w:t>朵朵原答案：What do</w:t>
+        <w:t>3.</w:t>
+      </w:r>
+      <w:r>
+        <w:rPr>
+          <w:rFonts w:ascii="Times New Roman" w:hAnsi="Times New Roman" w:eastAsia="宋体"/>
+          <w:b w:val="0"/>
+          <w:color w:val="000000"/>
+          <w:sz w:val="21"/>
+          <w:u w:val="none"/>
+        </w:rPr>
+        <w:t xml:space="preserve"> My favourite subject is </w:t>
+      </w:r>
+      <w:r>
+        <w:rPr>
+          <w:rFonts w:ascii="Times New Roman" w:hAnsi="Times New Roman" w:eastAsia="宋体"/>
+          <w:b w:val="0"/>
+          <w:color w:val="000000"/>
+          <w:sz w:val="21"/>
+          <w:u w:val="single"/>
+        </w:rPr>
+        <w:t>Science</w:t>
+      </w:r>
+      <w:r>
+        <w:rPr>
+          <w:rFonts w:ascii="Times New Roman" w:hAnsi="Times New Roman" w:eastAsia="宋体"/>
+          <w:b w:val="0"/>
+          <w:color w:val="000000"/>
+          <w:sz w:val="21"/>
+          <w:u w:val="none"/>
+        </w:rPr>
+        <w:t>.（对划线部分提问）</w:t>
       </w:r>
     </w:p>
     <w:p>
       <w:pPr>
-        <w:spacing w:after="80"/>
+        <w:keepNext/>
+        <w:keepLines/>
+        <w:widowControl/>
+        <w:spacing w:before="0" w:after="40" w:line="264" w:lineRule="auto"/>
       </w:pPr>
       <w:r>
         <w:rPr>
-          <w:rFonts w:ascii="等线" w:hAnsi="等线"/>
+          <w:rFonts w:ascii="Times New Roman" w:hAnsi="Times New Roman" w:eastAsia="宋体"/>
+          <w:b w:val="0"/>
+          <w:color w:val="000000"/>
           <w:sz w:val="21"/>
+          <w:u w:val="none"/>
         </w:rPr>
-        <w:t>订正：____________________________________________________________</w:t>
+        <w:t>________ ________ your favourite subject?</w:t>
       </w:r>
     </w:p>
     <w:p>
       <w:pPr>
-        <w:spacing w:after="80"/>
+        <w:keepNext/>
+        <w:keepLines/>
+        <w:widowControl/>
+        <w:spacing w:before="0" w:after="20" w:line="264" w:lineRule="auto"/>
       </w:pPr>
       <w:r>
         <w:rPr>
-          <w:rFonts w:ascii="等线" w:hAnsi="等线"/>
-          <w:sz w:val="21"/>
+          <w:rFonts w:ascii="Times New Roman" w:hAnsi="Times New Roman" w:eastAsia="宋体"/>
+          <w:b/>
+          <w:color w:val="000000"/>
+          <w:sz w:val="20"/>
+          <w:u w:val="none"/>
         </w:rPr>
-        <w:t>心得：____________________________________________________________</w:t>
+        <w:t>朵朵原答案：</w:t>
+      </w:r>
+      <w:r>
+        <w:rPr>
+          <w:rFonts w:ascii="Times New Roman" w:hAnsi="Times New Roman" w:eastAsia="宋体"/>
+          <w:b w:val="0"/>
+          <w:color w:val="000000"/>
+          <w:sz w:val="20"/>
+          <w:u w:val="none"/>
+        </w:rPr>
+        <w:t xml:space="preserve"> which is</w:t>
       </w:r>
     </w:p>
     <w:p>
       <w:pPr>
-        <w:spacing w:after="80"/>
+        <w:keepNext/>
+        <w:keepLines/>
+        <w:widowControl/>
+        <w:tabs>
+          <w:tab w:pos="7200" w:val="left"/>
+        </w:tabs>
+        <w:spacing w:before="0" w:after="20" w:line="380" w:lineRule="exact"/>
       </w:pPr>
       <w:r>
         <w:rPr>
-          <w:rFonts w:ascii="等线" w:hAnsi="等线"/>
-          <w:sz w:val="21"/>
+          <w:rFonts w:ascii="Times New Roman" w:hAnsi="Times New Roman" w:eastAsia="宋体"/>
+          <w:b w:val="0"/>
+          <w:color w:val="000000"/>
+          <w:sz w:val="20"/>
+          <w:u w:val="none"/>
         </w:rPr>
-        <w:t>____________________________________________________________</w:t>
+        <w:t>订正：</w:t>
+      </w:r>
+      <w:r>
+        <w:rPr>
+          <w:rFonts w:ascii="Times New Roman" w:hAnsi="Times New Roman" w:eastAsia="宋体"/>
+          <w:b w:val="0"/>
+          <w:color w:val="000000"/>
+          <w:sz w:val="20"/>
+          <w:u w:val="single"/>
+        </w:rPr>
+        <w:tab/>
       </w:r>
     </w:p>
     <w:p>
       <w:pPr>
-        <w:spacing w:after="80"/>
-      </w:pPr>
-    </w:p>
-    <w:p>
-      <w:pPr>
         <w:keepNext/>
-        <w:spacing w:after="80"/>
+        <w:keepLines/>
+        <w:widowControl/>
+        <w:tabs>
+          <w:tab w:pos="7200" w:val="left"/>
+        </w:tabs>
+        <w:spacing w:before="0" w:after="20" w:line="380" w:lineRule="exact"/>
       </w:pPr>
       <w:r>
         <w:rPr>
-          <w:rFonts w:ascii="等线" w:hAnsi="等线"/>
-          <w:b/>
-          <w:sz w:val="24"/>
+          <w:rFonts w:ascii="Times New Roman" w:hAnsi="Times New Roman" w:eastAsia="宋体"/>
+          <w:b w:val="0"/>
+          <w:color w:val="000000"/>
+          <w:sz w:val="20"/>
+          <w:u w:val="single"/>
         </w:rPr>
-        <w:t>第8题</w:t>
+        <w:tab/>
       </w:r>
     </w:p>
     <w:p>
       <w:pPr>
-        <w:keepNext/>
-        <w:spacing w:after="80"/>
+        <w:keepNext w:val="0"/>
+        <w:keepLines/>
+        <w:widowControl/>
+        <w:tabs>
+          <w:tab w:pos="7200" w:val="left"/>
+        </w:tabs>
+        <w:spacing w:before="0" w:after="80" w:line="380" w:lineRule="exact"/>
       </w:pPr>
       <w:r>
         <w:rPr>
-          <w:rFonts w:ascii="等线" w:hAnsi="等线"/>
-          <w:sz w:val="21"/>
+          <w:rFonts w:ascii="Times New Roman" w:hAnsi="Times New Roman" w:eastAsia="宋体"/>
+          <w:b w:val="0"/>
+          <w:color w:val="000000"/>
+          <w:sz w:val="20"/>
+          <w:u w:val="none"/>
         </w:rPr>
-        <w:t>3. My favourite subject is Science.（对划线部分提问）</w:t>
+        <w:t>心得：</w:t>
+      </w:r>
+      <w:r>
+        <w:rPr>
+          <w:rFonts w:ascii="Times New Roman" w:hAnsi="Times New Roman" w:eastAsia="宋体"/>
+          <w:b w:val="0"/>
+          <w:color w:val="000000"/>
+          <w:sz w:val="20"/>
+          <w:u w:val="single"/>
+        </w:rPr>
+        <w:tab/>
       </w:r>
     </w:p>
     <w:p>
       <w:pPr>
-        <w:spacing w:after="80"/>
+        <w:keepNext/>
+        <w:keepLines/>
+        <w:widowControl/>
+        <w:spacing w:before="0" w:after="40" w:line="264" w:lineRule="auto"/>
       </w:pPr>
       <w:r>
         <w:rPr>
-          <w:rFonts w:ascii="等线" w:hAnsi="等线"/>
+          <w:rFonts w:ascii="Times New Roman" w:hAnsi="Times New Roman" w:eastAsia="宋体"/>
+          <w:b/>
+          <w:color w:val="000000"/>
           <w:sz w:val="21"/>
+          <w:u w:val="none"/>
         </w:rPr>
-        <w:t>朵朵原答案：which is</w:t>
+        <w:t>5.</w:t>
+      </w:r>
+      <w:r>
+        <w:rPr>
+          <w:rFonts w:ascii="Times New Roman" w:hAnsi="Times New Roman" w:eastAsia="宋体"/>
+          <w:b w:val="0"/>
+          <w:color w:val="000000"/>
+          <w:sz w:val="21"/>
+          <w:u w:val="none"/>
+        </w:rPr>
+        <w:t xml:space="preserve"> Ms Wang, lab, is, experiments, the, in, doing, some（连词成句）</w:t>
       </w:r>
     </w:p>
     <w:p>
       <w:pPr>
-        <w:spacing w:after="80"/>
+        <w:keepNext/>
+        <w:keepLines/>
+        <w:widowControl/>
+        <w:spacing w:before="0" w:after="20" w:line="264" w:lineRule="auto"/>
       </w:pPr>
       <w:r>
         <w:rPr>
-          <w:rFonts w:ascii="等线" w:hAnsi="等线"/>
-          <w:sz w:val="21"/>
+          <w:rFonts w:ascii="Times New Roman" w:hAnsi="Times New Roman" w:eastAsia="宋体"/>
+          <w:b/>
+          <w:color w:val="000000"/>
+          <w:sz w:val="20"/>
+          <w:u w:val="none"/>
         </w:rPr>
-        <w:t>订正：____________________________________________________________</w:t>
+        <w:t>朵朵原答案：</w:t>
+      </w:r>
+      <w:r>
+        <w:rPr>
+          <w:rFonts w:ascii="Times New Roman" w:hAnsi="Times New Roman" w:eastAsia="宋体"/>
+          <w:b w:val="0"/>
+          <w:color w:val="000000"/>
+          <w:sz w:val="20"/>
+          <w:u w:val="none"/>
+        </w:rPr>
+        <w:t xml:space="preserve"> Ms Wang is doing some experiment in the lab.</w:t>
       </w:r>
     </w:p>
     <w:p>
       <w:pPr>
-        <w:spacing w:after="80"/>
+        <w:keepNext/>
+        <w:keepLines/>
+        <w:widowControl/>
+        <w:tabs>
+          <w:tab w:pos="7200" w:val="left"/>
+        </w:tabs>
+        <w:spacing w:before="0" w:after="20" w:line="380" w:lineRule="exact"/>
       </w:pPr>
       <w:r>
         <w:rPr>
-          <w:rFonts w:ascii="等线" w:hAnsi="等线"/>
-          <w:sz w:val="21"/>
+          <w:rFonts w:ascii="Times New Roman" w:hAnsi="Times New Roman" w:eastAsia="宋体"/>
+          <w:b w:val="0"/>
+          <w:color w:val="000000"/>
+          <w:sz w:val="20"/>
+          <w:u w:val="none"/>
         </w:rPr>
-        <w:t>心得：____________________________________________________________</w:t>
+        <w:t>订正：</w:t>
+      </w:r>
+      <w:r>
+        <w:rPr>
+          <w:rFonts w:ascii="Times New Roman" w:hAnsi="Times New Roman" w:eastAsia="宋体"/>
+          <w:b w:val="0"/>
+          <w:color w:val="000000"/>
+          <w:sz w:val="20"/>
+          <w:u w:val="single"/>
+        </w:rPr>
+        <w:tab/>
       </w:r>
     </w:p>
     <w:p>
       <w:pPr>
-        <w:spacing w:after="80"/>
+        <w:keepNext/>
+        <w:keepLines/>
+        <w:widowControl/>
+        <w:tabs>
+          <w:tab w:pos="7200" w:val="left"/>
+        </w:tabs>
+        <w:spacing w:before="0" w:after="20" w:line="380" w:lineRule="exact"/>
       </w:pPr>
       <w:r>
         <w:rPr>
-          <w:rFonts w:ascii="等线" w:hAnsi="等线"/>
-          <w:sz w:val="21"/>
+          <w:rFonts w:ascii="Times New Roman" w:hAnsi="Times New Roman" w:eastAsia="宋体"/>
+          <w:b w:val="0"/>
+          <w:color w:val="000000"/>
+          <w:sz w:val="20"/>
+          <w:u w:val="single"/>
         </w:rPr>
-        <w:t>____________________________________________________________</w:t>
+        <w:tab/>
       </w:r>
     </w:p>
     <w:p>
       <w:pPr>
-        <w:spacing w:after="80"/>
-      </w:pPr>
-    </w:p>
-    <w:p>
-      <w:pPr>
-        <w:keepNext/>
-        <w:spacing w:after="80"/>
+        <w:keepNext w:val="0"/>
+        <w:keepLines/>
+        <w:widowControl/>
+        <w:tabs>
+          <w:tab w:pos="7200" w:val="left"/>
+        </w:tabs>
+        <w:spacing w:before="0" w:after="80" w:line="380" w:lineRule="exact"/>
       </w:pPr>
       <w:r>
         <w:rPr>
-          <w:rFonts w:ascii="等线" w:hAnsi="等线"/>
-          <w:b/>
-          <w:sz w:val="24"/>
+          <w:rFonts w:ascii="Times New Roman" w:hAnsi="Times New Roman" w:eastAsia="宋体"/>
+          <w:b w:val="0"/>
+          <w:color w:val="000000"/>
+          <w:sz w:val="20"/>
+          <w:u w:val="none"/>
         </w:rPr>
-        <w:t>第9题</w:t>
+        <w:t>心得：</w:t>
+      </w:r>
+      <w:r>
+        <w:rPr>
+          <w:rFonts w:ascii="Times New Roman" w:hAnsi="Times New Roman" w:eastAsia="宋体"/>
+          <w:b w:val="0"/>
+          <w:color w:val="000000"/>
+          <w:sz w:val="20"/>
+          <w:u w:val="single"/>
+        </w:rPr>
+        <w:tab/>
       </w:r>
     </w:p>
     <w:p>
       <w:pPr>
         <w:keepNext/>
-        <w:spacing w:after="80"/>
+        <w:keepLines/>
+        <w:widowControl/>
+        <w:spacing w:before="100" w:after="40" w:line="264" w:lineRule="auto"/>
       </w:pPr>
       <w:r>
         <w:rPr>
-          <w:rFonts w:ascii="等线" w:hAnsi="等线"/>
-          <w:sz w:val="21"/>
+          <w:rFonts w:ascii="Times New Roman" w:hAnsi="Times New Roman" w:eastAsia="宋体"/>
+          <w:b/>
+          <w:color w:val="000000"/>
+          <w:sz w:val="24"/>
+          <w:u w:val="none"/>
         </w:rPr>
-        <w:t>5. Ms Wang, lab, is, experiments, the, in, doing, some（连词成句）</w:t>
+        <w:t>阅读训练</w:t>
       </w:r>
     </w:p>
     <w:p>
       <w:pPr>
-        <w:spacing w:after="80"/>
+        <w:keepNext/>
+        <w:keepLines/>
+        <w:widowControl/>
+        <w:spacing w:before="80" w:after="80" w:line="264" w:lineRule="auto"/>
       </w:pPr>
       <w:r>
         <w:rPr>
-          <w:rFonts w:ascii="等线" w:hAnsi="等线"/>
-          <w:sz w:val="21"/>
+          <w:rFonts w:ascii="Times New Roman" w:hAnsi="Times New Roman" w:eastAsia="宋体"/>
+          <w:b/>
+          <w:color w:val="000000"/>
+          <w:sz w:val="22"/>
+          <w:u w:val="none"/>
         </w:rPr>
-        <w:t>朵朵原答案：Ms Wang is doing some experiment in the lab.</w:t>
+        <w:t>A. Choose the best answers.</w:t>
       </w:r>
     </w:p>
     <w:p>
       <w:pPr>
-        <w:spacing w:after="80"/>
+        <w:keepNext/>
+        <w:keepLines/>
+        <w:widowControl/>
+        <w:spacing w:before="0" w:after="60" w:line="264" w:lineRule="auto"/>
       </w:pPr>
       <w:r>
         <w:rPr>
-          <w:rFonts w:ascii="等线" w:hAnsi="等线"/>
+          <w:rFonts w:ascii="Times New Roman" w:hAnsi="Times New Roman" w:eastAsia="宋体"/>
+          <w:b/>
+          <w:color w:val="000000"/>
           <w:sz w:val="21"/>
+          <w:u w:val="none"/>
         </w:rPr>
-        <w:t>订正：____________________________________________________________</w:t>
+        <w:t>Chez Panissh's MENU</w:t>
+      </w:r>
+    </w:p>
+    <w:tbl>
+      <w:tblPr>
+        <w:tblStyle w:val="TableGrid"/>
+        <w:tblW w:type="auto" w:w="0"/>
+        <w:tblLayout w:type="fixed"/>
+        <w:tblLook w:firstColumn="1" w:firstRow="1" w:lastColumn="0" w:lastRow="0" w:noHBand="0" w:noVBand="1" w:val="04A0"/>
+      </w:tblPr>
+      <w:tblGrid>
+        <w:gridCol w:w="4789"/>
+        <w:gridCol w:w="2467"/>
+      </w:tblGrid>
+      <w:tr>
+        <w:trPr>
+          <w:cantSplit/>
+          <w:tblHeader/>
+        </w:trPr>
+        <w:tc>
+          <w:tcPr>
+            <w:tcW w:type="dxa" w:w="4789"/>
+          </w:tcPr>
+          <w:p>
+            <w:pPr>
+              <w:spacing w:after="40" w:before="40" w:line="252" w:lineRule="auto"/>
+            </w:pPr>
+            <w:r>
+              <w:rPr>
+                <w:rFonts w:ascii="Times New Roman" w:hAnsi="Times New Roman" w:eastAsia="宋体"/>
+                <w:b/>
+                <w:color w:val="000000"/>
+                <w:sz w:val="19"/>
+                <w:u w:val="none"/>
+              </w:rPr>
+              <w:t>食物或饮料</w:t>
+            </w:r>
+          </w:p>
+        </w:tc>
+        <w:tc>
+          <w:tcPr>
+            <w:tcW w:type="dxa" w:w="2467"/>
+          </w:tcPr>
+          <w:p>
+            <w:pPr>
+              <w:spacing w:after="40" w:before="40" w:line="252" w:lineRule="auto"/>
+            </w:pPr>
+            <w:r>
+              <w:rPr>
+                <w:rFonts w:ascii="Times New Roman" w:hAnsi="Times New Roman" w:eastAsia="宋体"/>
+                <w:b/>
+                <w:color w:val="000000"/>
+                <w:sz w:val="19"/>
+                <w:u w:val="none"/>
+              </w:rPr>
+              <w:t>价格</w:t>
+            </w:r>
+          </w:p>
+        </w:tc>
+      </w:tr>
+      <w:tr>
+        <w:trPr>
+          <w:cantSplit/>
+        </w:trPr>
+        <w:tc>
+          <w:tcPr>
+            <w:tcW w:type="dxa" w:w="4789"/>
+          </w:tcPr>
+          <w:p>
+            <w:pPr>
+              <w:spacing w:after="40" w:before="40" w:line="252" w:lineRule="auto"/>
+            </w:pPr>
+            <w:r>
+              <w:rPr>
+                <w:rFonts w:ascii="Times New Roman" w:hAnsi="Times New Roman" w:eastAsia="宋体"/>
+                <w:b w:val="0"/>
+                <w:color w:val="000000"/>
+                <w:sz w:val="19"/>
+                <w:u w:val="none"/>
+              </w:rPr>
+              <w:t>Hot dog</w:t>
+            </w:r>
+          </w:p>
+        </w:tc>
+        <w:tc>
+          <w:tcPr>
+            <w:tcW w:type="dxa" w:w="2467"/>
+          </w:tcPr>
+          <w:p>
+            <w:pPr>
+              <w:spacing w:after="40" w:before="40" w:line="252" w:lineRule="auto"/>
+            </w:pPr>
+            <w:r>
+              <w:rPr>
+                <w:rFonts w:ascii="Times New Roman" w:hAnsi="Times New Roman" w:eastAsia="宋体"/>
+                <w:b w:val="0"/>
+                <w:color w:val="000000"/>
+                <w:sz w:val="19"/>
+                <w:u w:val="none"/>
+              </w:rPr>
+              <w:t>$3.00</w:t>
+            </w:r>
+          </w:p>
+        </w:tc>
+      </w:tr>
+      <w:tr>
+        <w:trPr>
+          <w:cantSplit/>
+        </w:trPr>
+        <w:tc>
+          <w:tcPr>
+            <w:tcW w:type="dxa" w:w="4789"/>
+          </w:tcPr>
+          <w:p>
+            <w:pPr>
+              <w:spacing w:after="40" w:before="40" w:line="252" w:lineRule="auto"/>
+            </w:pPr>
+            <w:r>
+              <w:rPr>
+                <w:rFonts w:ascii="Times New Roman" w:hAnsi="Times New Roman" w:eastAsia="宋体"/>
+                <w:b w:val="0"/>
+                <w:color w:val="000000"/>
+                <w:sz w:val="19"/>
+                <w:u w:val="none"/>
+              </w:rPr>
+              <w:t>Pizza</w:t>
+            </w:r>
+          </w:p>
+        </w:tc>
+        <w:tc>
+          <w:tcPr>
+            <w:tcW w:type="dxa" w:w="2467"/>
+          </w:tcPr>
+          <w:p>
+            <w:pPr>
+              <w:spacing w:after="40" w:before="40" w:line="252" w:lineRule="auto"/>
+            </w:pPr>
+            <w:r>
+              <w:rPr>
+                <w:rFonts w:ascii="Times New Roman" w:hAnsi="Times New Roman" w:eastAsia="宋体"/>
+                <w:b w:val="0"/>
+                <w:color w:val="000000"/>
+                <w:sz w:val="19"/>
+                <w:u w:val="none"/>
+              </w:rPr>
+              <w:t>$10.00</w:t>
+            </w:r>
+          </w:p>
+        </w:tc>
+      </w:tr>
+      <w:tr>
+        <w:trPr>
+          <w:cantSplit/>
+        </w:trPr>
+        <w:tc>
+          <w:tcPr>
+            <w:tcW w:type="dxa" w:w="4789"/>
+          </w:tcPr>
+          <w:p>
+            <w:pPr>
+              <w:spacing w:after="40" w:before="40" w:line="252" w:lineRule="auto"/>
+            </w:pPr>
+            <w:r>
+              <w:rPr>
+                <w:rFonts w:ascii="Times New Roman" w:hAnsi="Times New Roman" w:eastAsia="宋体"/>
+                <w:b w:val="0"/>
+                <w:color w:val="000000"/>
+                <w:sz w:val="19"/>
+                <w:u w:val="none"/>
+              </w:rPr>
+              <w:t>Sandwich</w:t>
+            </w:r>
+          </w:p>
+        </w:tc>
+        <w:tc>
+          <w:tcPr>
+            <w:tcW w:type="dxa" w:w="2467"/>
+          </w:tcPr>
+          <w:p>
+            <w:pPr>
+              <w:spacing w:after="40" w:before="40" w:line="252" w:lineRule="auto"/>
+            </w:pPr>
+            <w:r>
+              <w:rPr>
+                <w:rFonts w:ascii="Times New Roman" w:hAnsi="Times New Roman" w:eastAsia="宋体"/>
+                <w:b w:val="0"/>
+                <w:color w:val="000000"/>
+                <w:sz w:val="19"/>
+                <w:u w:val="none"/>
+              </w:rPr>
+              <w:t>$3.00</w:t>
+            </w:r>
+          </w:p>
+        </w:tc>
+      </w:tr>
+      <w:tr>
+        <w:trPr>
+          <w:cantSplit/>
+        </w:trPr>
+        <w:tc>
+          <w:tcPr>
+            <w:tcW w:type="dxa" w:w="4789"/>
+          </w:tcPr>
+          <w:p>
+            <w:pPr>
+              <w:spacing w:after="40" w:before="40" w:line="252" w:lineRule="auto"/>
+            </w:pPr>
+            <w:r>
+              <w:rPr>
+                <w:rFonts w:ascii="Times New Roman" w:hAnsi="Times New Roman" w:eastAsia="宋体"/>
+                <w:b w:val="0"/>
+                <w:color w:val="000000"/>
+                <w:sz w:val="19"/>
+                <w:u w:val="none"/>
+              </w:rPr>
+              <w:t>Orange juice</w:t>
+            </w:r>
+          </w:p>
+        </w:tc>
+        <w:tc>
+          <w:tcPr>
+            <w:tcW w:type="dxa" w:w="2467"/>
+          </w:tcPr>
+          <w:p>
+            <w:pPr>
+              <w:spacing w:after="40" w:before="40" w:line="252" w:lineRule="auto"/>
+            </w:pPr>
+            <w:r>
+              <w:rPr>
+                <w:rFonts w:ascii="Times New Roman" w:hAnsi="Times New Roman" w:eastAsia="宋体"/>
+                <w:b w:val="0"/>
+                <w:color w:val="000000"/>
+                <w:sz w:val="19"/>
+                <w:u w:val="none"/>
+              </w:rPr>
+              <w:t>$2.00</w:t>
+            </w:r>
+          </w:p>
+        </w:tc>
+      </w:tr>
+      <w:tr>
+        <w:trPr>
+          <w:cantSplit/>
+        </w:trPr>
+        <w:tc>
+          <w:tcPr>
+            <w:tcW w:type="dxa" w:w="4789"/>
+          </w:tcPr>
+          <w:p>
+            <w:pPr>
+              <w:spacing w:after="40" w:before="40" w:line="252" w:lineRule="auto"/>
+            </w:pPr>
+            <w:r>
+              <w:rPr>
+                <w:rFonts w:ascii="Times New Roman" w:hAnsi="Times New Roman" w:eastAsia="宋体"/>
+                <w:b w:val="0"/>
+                <w:color w:val="000000"/>
+                <w:sz w:val="19"/>
+                <w:u w:val="none"/>
+              </w:rPr>
+              <w:t>Coke</w:t>
+            </w:r>
+          </w:p>
+        </w:tc>
+        <w:tc>
+          <w:tcPr>
+            <w:tcW w:type="dxa" w:w="2467"/>
+          </w:tcPr>
+          <w:p>
+            <w:pPr>
+              <w:spacing w:after="40" w:before="40" w:line="252" w:lineRule="auto"/>
+            </w:pPr>
+            <w:r>
+              <w:rPr>
+                <w:rFonts w:ascii="Times New Roman" w:hAnsi="Times New Roman" w:eastAsia="宋体"/>
+                <w:b w:val="0"/>
+                <w:color w:val="000000"/>
+                <w:sz w:val="19"/>
+                <w:u w:val="none"/>
+              </w:rPr>
+              <w:t>$2.00</w:t>
+            </w:r>
+          </w:p>
+        </w:tc>
+      </w:tr>
+      <w:tr>
+        <w:trPr>
+          <w:cantSplit/>
+        </w:trPr>
+        <w:tc>
+          <w:tcPr>
+            <w:tcW w:type="dxa" w:w="4789"/>
+          </w:tcPr>
+          <w:p>
+            <w:pPr>
+              <w:spacing w:after="40" w:before="40" w:line="252" w:lineRule="auto"/>
+            </w:pPr>
+            <w:r>
+              <w:rPr>
+                <w:rFonts w:ascii="Times New Roman" w:hAnsi="Times New Roman" w:eastAsia="宋体"/>
+                <w:b w:val="0"/>
+                <w:color w:val="000000"/>
+                <w:sz w:val="19"/>
+                <w:u w:val="none"/>
+              </w:rPr>
+              <w:t>Coffee</w:t>
+            </w:r>
+          </w:p>
+        </w:tc>
+        <w:tc>
+          <w:tcPr>
+            <w:tcW w:type="dxa" w:w="2467"/>
+          </w:tcPr>
+          <w:p>
+            <w:pPr>
+              <w:spacing w:after="40" w:before="40" w:line="252" w:lineRule="auto"/>
+            </w:pPr>
+            <w:r>
+              <w:rPr>
+                <w:rFonts w:ascii="Times New Roman" w:hAnsi="Times New Roman" w:eastAsia="宋体"/>
+                <w:b w:val="0"/>
+                <w:color w:val="000000"/>
+                <w:sz w:val="19"/>
+                <w:u w:val="none"/>
+              </w:rPr>
+              <w:t>$2.00</w:t>
+            </w:r>
+          </w:p>
+        </w:tc>
+      </w:tr>
+      <w:tr>
+        <w:trPr>
+          <w:cantSplit/>
+        </w:trPr>
+        <w:tc>
+          <w:tcPr>
+            <w:tcW w:type="dxa" w:w="4789"/>
+          </w:tcPr>
+          <w:p>
+            <w:pPr>
+              <w:spacing w:after="40" w:before="40" w:line="252" w:lineRule="auto"/>
+            </w:pPr>
+            <w:r>
+              <w:rPr>
+                <w:rFonts w:ascii="Times New Roman" w:hAnsi="Times New Roman" w:eastAsia="宋体"/>
+                <w:b w:val="0"/>
+                <w:color w:val="000000"/>
+                <w:sz w:val="19"/>
+                <w:u w:val="none"/>
+              </w:rPr>
+              <w:t>Apple pie</w:t>
+            </w:r>
+          </w:p>
+        </w:tc>
+        <w:tc>
+          <w:tcPr>
+            <w:tcW w:type="dxa" w:w="2467"/>
+          </w:tcPr>
+          <w:p>
+            <w:pPr>
+              <w:spacing w:after="40" w:before="40" w:line="252" w:lineRule="auto"/>
+            </w:pPr>
+            <w:r>
+              <w:rPr>
+                <w:rFonts w:ascii="Times New Roman" w:hAnsi="Times New Roman" w:eastAsia="宋体"/>
+                <w:b w:val="0"/>
+                <w:color w:val="000000"/>
+                <w:sz w:val="19"/>
+                <w:u w:val="none"/>
+              </w:rPr>
+              <w:t>$3.00</w:t>
+            </w:r>
+          </w:p>
+        </w:tc>
+      </w:tr>
+      <w:tr>
+        <w:trPr>
+          <w:cantSplit/>
+        </w:trPr>
+        <w:tc>
+          <w:tcPr>
+            <w:tcW w:type="dxa" w:w="4789"/>
+          </w:tcPr>
+          <w:p>
+            <w:pPr>
+              <w:spacing w:after="40" w:before="40" w:line="252" w:lineRule="auto"/>
+            </w:pPr>
+            <w:r>
+              <w:rPr>
+                <w:rFonts w:ascii="Times New Roman" w:hAnsi="Times New Roman" w:eastAsia="宋体"/>
+                <w:b w:val="0"/>
+                <w:color w:val="000000"/>
+                <w:sz w:val="19"/>
+                <w:u w:val="none"/>
+              </w:rPr>
+              <w:t>Ice cream</w:t>
+            </w:r>
+          </w:p>
+        </w:tc>
+        <w:tc>
+          <w:tcPr>
+            <w:tcW w:type="dxa" w:w="2467"/>
+          </w:tcPr>
+          <w:p>
+            <w:pPr>
+              <w:spacing w:after="40" w:before="40" w:line="252" w:lineRule="auto"/>
+            </w:pPr>
+            <w:r>
+              <w:rPr>
+                <w:rFonts w:ascii="Times New Roman" w:hAnsi="Times New Roman" w:eastAsia="宋体"/>
+                <w:b w:val="0"/>
+                <w:color w:val="000000"/>
+                <w:sz w:val="19"/>
+                <w:u w:val="none"/>
+              </w:rPr>
+              <w:t>$2.00</w:t>
+            </w:r>
+          </w:p>
+        </w:tc>
+      </w:tr>
+      <w:tr>
+        <w:trPr>
+          <w:cantSplit/>
+        </w:trPr>
+        <w:tc>
+          <w:tcPr>
+            <w:tcW w:type="dxa" w:w="4789"/>
+          </w:tcPr>
+          <w:p>
+            <w:pPr>
+              <w:spacing w:after="40" w:before="40" w:line="252" w:lineRule="auto"/>
+            </w:pPr>
+            <w:r>
+              <w:rPr>
+                <w:rFonts w:ascii="Times New Roman" w:hAnsi="Times New Roman" w:eastAsia="宋体"/>
+                <w:b w:val="0"/>
+                <w:color w:val="000000"/>
+                <w:sz w:val="19"/>
+                <w:u w:val="none"/>
+              </w:rPr>
+              <w:t>Vegetable salad</w:t>
+            </w:r>
+          </w:p>
+        </w:tc>
+        <w:tc>
+          <w:tcPr>
+            <w:tcW w:type="dxa" w:w="2467"/>
+          </w:tcPr>
+          <w:p>
+            <w:pPr>
+              <w:spacing w:after="40" w:before="40" w:line="252" w:lineRule="auto"/>
+            </w:pPr>
+            <w:r>
+              <w:rPr>
+                <w:rFonts w:ascii="Times New Roman" w:hAnsi="Times New Roman" w:eastAsia="宋体"/>
+                <w:b w:val="0"/>
+                <w:color w:val="000000"/>
+                <w:sz w:val="19"/>
+                <w:u w:val="none"/>
+              </w:rPr>
+              <w:t>$8.00</w:t>
+            </w:r>
+          </w:p>
+        </w:tc>
+      </w:tr>
+      <w:tr>
+        <w:trPr>
+          <w:cantSplit/>
+        </w:trPr>
+        <w:tc>
+          <w:tcPr>
+            <w:tcW w:type="dxa" w:w="4789"/>
+          </w:tcPr>
+          <w:p>
+            <w:pPr>
+              <w:spacing w:after="40" w:before="40" w:line="252" w:lineRule="auto"/>
+            </w:pPr>
+            <w:r>
+              <w:rPr>
+                <w:rFonts w:ascii="Times New Roman" w:hAnsi="Times New Roman" w:eastAsia="宋体"/>
+                <w:b w:val="0"/>
+                <w:color w:val="000000"/>
+                <w:sz w:val="19"/>
+                <w:u w:val="none"/>
+              </w:rPr>
+              <w:t>Fried rice with chicken</w:t>
+            </w:r>
+          </w:p>
+        </w:tc>
+        <w:tc>
+          <w:tcPr>
+            <w:tcW w:type="dxa" w:w="2467"/>
+          </w:tcPr>
+          <w:p>
+            <w:pPr>
+              <w:spacing w:after="40" w:before="40" w:line="252" w:lineRule="auto"/>
+            </w:pPr>
+            <w:r>
+              <w:rPr>
+                <w:rFonts w:ascii="Times New Roman" w:hAnsi="Times New Roman" w:eastAsia="宋体"/>
+                <w:b w:val="0"/>
+                <w:color w:val="000000"/>
+                <w:sz w:val="19"/>
+                <w:u w:val="none"/>
+              </w:rPr>
+              <w:t>$7.00</w:t>
+            </w:r>
+          </w:p>
+        </w:tc>
+      </w:tr>
+      <w:tr>
+        <w:trPr>
+          <w:cantSplit/>
+        </w:trPr>
+        <w:tc>
+          <w:tcPr>
+            <w:tcW w:type="dxa" w:w="4789"/>
+          </w:tcPr>
+          <w:p>
+            <w:pPr>
+              <w:spacing w:after="40" w:before="40" w:line="252" w:lineRule="auto"/>
+            </w:pPr>
+            <w:r>
+              <w:rPr>
+                <w:rFonts w:ascii="Times New Roman" w:hAnsi="Times New Roman" w:eastAsia="宋体"/>
+                <w:b w:val="0"/>
+                <w:color w:val="000000"/>
+                <w:sz w:val="19"/>
+                <w:u w:val="none"/>
+              </w:rPr>
+              <w:t>Hot milk</w:t>
+            </w:r>
+          </w:p>
+        </w:tc>
+        <w:tc>
+          <w:tcPr>
+            <w:tcW w:type="dxa" w:w="2467"/>
+          </w:tcPr>
+          <w:p>
+            <w:pPr>
+              <w:spacing w:after="40" w:before="40" w:line="252" w:lineRule="auto"/>
+            </w:pPr>
+            <w:r>
+              <w:rPr>
+                <w:rFonts w:ascii="Times New Roman" w:hAnsi="Times New Roman" w:eastAsia="宋体"/>
+                <w:b w:val="0"/>
+                <w:color w:val="000000"/>
+                <w:sz w:val="19"/>
+                <w:u w:val="none"/>
+              </w:rPr>
+              <w:t>$2.00</w:t>
+            </w:r>
+          </w:p>
+        </w:tc>
+      </w:tr>
+      <w:tr>
+        <w:trPr>
+          <w:cantSplit/>
+        </w:trPr>
+        <w:tc>
+          <w:tcPr>
+            <w:tcW w:type="dxa" w:w="4789"/>
+          </w:tcPr>
+          <w:p>
+            <w:pPr>
+              <w:spacing w:after="40" w:before="40" w:line="252" w:lineRule="auto"/>
+            </w:pPr>
+            <w:r>
+              <w:rPr>
+                <w:rFonts w:ascii="Times New Roman" w:hAnsi="Times New Roman" w:eastAsia="宋体"/>
+                <w:b w:val="0"/>
+                <w:color w:val="000000"/>
+                <w:sz w:val="19"/>
+                <w:u w:val="none"/>
+              </w:rPr>
+              <w:t>Fruit salad</w:t>
+            </w:r>
+          </w:p>
+        </w:tc>
+        <w:tc>
+          <w:tcPr>
+            <w:tcW w:type="dxa" w:w="2467"/>
+          </w:tcPr>
+          <w:p>
+            <w:pPr>
+              <w:spacing w:after="40" w:before="40" w:line="252" w:lineRule="auto"/>
+            </w:pPr>
+            <w:r>
+              <w:rPr>
+                <w:rFonts w:ascii="Times New Roman" w:hAnsi="Times New Roman" w:eastAsia="宋体"/>
+                <w:b w:val="0"/>
+                <w:color w:val="000000"/>
+                <w:sz w:val="19"/>
+                <w:u w:val="none"/>
+              </w:rPr>
+              <w:t>$10.00</w:t>
+            </w:r>
+          </w:p>
+        </w:tc>
+      </w:tr>
+    </w:tbl>
+    <w:p>
+      <w:pPr>
+        <w:keepNext w:val="0"/>
+        <w:keepLines/>
+        <w:widowControl/>
+        <w:spacing w:before="0" w:after="20" w:line="264" w:lineRule="auto"/>
+      </w:pPr>
+    </w:p>
+    <w:p>
+      <w:pPr>
+        <w:keepNext w:val="0"/>
+        <w:keepLines/>
+        <w:widowControl/>
+        <w:spacing w:before="0" w:after="60" w:line="264" w:lineRule="auto"/>
+      </w:pPr>
+      <w:r>
+        <w:rPr>
+          <w:rFonts w:ascii="Times New Roman" w:hAnsi="Times New Roman" w:eastAsia="宋体"/>
+          <w:b w:val="0"/>
+          <w:color w:val="000000"/>
+          <w:sz w:val="21"/>
+          <w:u w:val="none"/>
+        </w:rPr>
+        <w:t>Open every day from 9:00 a.m. to 10:00 p.m. (Except Christmas Day)</w:t>
       </w:r>
     </w:p>
     <w:p>
       <w:pPr>
-        <w:spacing w:after="80"/>
+        <w:keepNext w:val="0"/>
+        <w:keepLines/>
+        <w:widowControl/>
+        <w:spacing w:before="0" w:after="60" w:line="264" w:lineRule="auto"/>
       </w:pPr>
       <w:r>
         <w:rPr>
-          <w:rFonts w:ascii="等线" w:hAnsi="等线"/>
+          <w:rFonts w:ascii="Times New Roman" w:hAnsi="Times New Roman" w:eastAsia="宋体"/>
+          <w:b w:val="0"/>
+          <w:color w:val="000000"/>
           <w:sz w:val="21"/>
+          <w:u w:val="none"/>
         </w:rPr>
-        <w:t>心得：____________________________________________________________</w:t>
+        <w:t>Address: 57 Shattuck Road, Berkeley, New York, 94709</w:t>
       </w:r>
     </w:p>
     <w:p>
       <w:pPr>
-        <w:spacing w:after="80"/>
+        <w:keepNext w:val="0"/>
+        <w:keepLines/>
+        <w:widowControl/>
+        <w:spacing w:before="0" w:after="60" w:line="264" w:lineRule="auto"/>
       </w:pPr>
       <w:r>
         <w:rPr>
-          <w:rFonts w:ascii="等线" w:hAnsi="等线"/>
+          <w:rFonts w:ascii="Times New Roman" w:hAnsi="Times New Roman" w:eastAsia="宋体"/>
+          <w:b w:val="0"/>
+          <w:color w:val="000000"/>
           <w:sz w:val="21"/>
+          <w:u w:val="none"/>
         </w:rPr>
-        <w:t>____________________________________________________________</w:t>
+        <w:t>Tel: 5485525</w:t>
       </w:r>
     </w:p>
     <w:p>
       <w:pPr>
-        <w:spacing w:after="80"/>
-      </w:pPr>
-    </w:p>
-    <w:p>
-      <w:pPr>
         <w:keepNext/>
-        <w:spacing w:after="80"/>
+        <w:keepLines/>
+        <w:widowControl/>
+        <w:spacing w:before="0" w:after="40" w:line="264" w:lineRule="auto"/>
       </w:pPr>
       <w:r>
         <w:rPr>
-          <w:rFonts w:ascii="等线" w:hAnsi="等线"/>
+          <w:rFonts w:ascii="Times New Roman" w:hAnsi="Times New Roman" w:eastAsia="宋体"/>
           <w:b/>
-          <w:sz w:val="24"/>
+          <w:color w:val="000000"/>
+          <w:sz w:val="21"/>
+          <w:u w:val="none"/>
         </w:rPr>
-        <w:t>第10题</w:t>
+        <w:t>1.</w:t>
+      </w:r>
+      <w:r>
+        <w:rPr>
+          <w:rFonts w:ascii="Times New Roman" w:hAnsi="Times New Roman" w:eastAsia="宋体"/>
+          <w:b w:val="0"/>
+          <w:color w:val="000000"/>
+          <w:sz w:val="21"/>
+          <w:u w:val="none"/>
+        </w:rPr>
+        <w:t xml:space="preserve"> Chez Panissh is a restaurant in ________.</w:t>
       </w:r>
     </w:p>
     <w:p>
       <w:pPr>
         <w:keepNext/>
-        <w:spacing w:after="80"/>
+        <w:keepLines/>
+        <w:widowControl/>
+        <w:tabs>
+          <w:tab w:pos="1814" w:val="left"/>
+          <w:tab w:pos="3628" w:val="left"/>
+          <w:tab w:pos="5443" w:val="left"/>
+        </w:tabs>
+        <w:spacing w:before="0" w:after="20" w:line="264" w:lineRule="auto"/>
       </w:pPr>
       <w:r>
         <w:rPr>
-          <w:rFonts w:ascii="等线" w:hAnsi="等线"/>
+          <w:rFonts w:ascii="Times New Roman" w:hAnsi="Times New Roman" w:eastAsia="宋体"/>
+          <w:b w:val="0"/>
+          <w:color w:val="000000"/>
           <w:sz w:val="21"/>
+          <w:u w:val="none"/>
         </w:rPr>
-        <w:t>1. Chez Panissh is a restaurant in ______.</w:t>
-        <w:br/>
-        <w:br/>
-        <w:t>A. Paris　B. Shanghai　C. New York　D. London</w:t>
+        <w:t>A. Paris</w:t>
+        <w:tab/>
+        <w:t>B. Shanghai</w:t>
+        <w:tab/>
+        <w:t>C. New York</w:t>
+        <w:tab/>
+        <w:t>D. London</w:t>
       </w:r>
     </w:p>
     <w:p>
       <w:pPr>
-        <w:spacing w:after="80"/>
+        <w:keepNext/>
+        <w:keepLines/>
+        <w:widowControl/>
+        <w:spacing w:before="0" w:after="20" w:line="264" w:lineRule="auto"/>
       </w:pPr>
       <w:r>
         <w:rPr>
-          <w:rFonts w:ascii="等线" w:hAnsi="等线"/>
-          <w:sz w:val="21"/>
+          <w:rFonts w:ascii="Times New Roman" w:hAnsi="Times New Roman" w:eastAsia="宋体"/>
+          <w:b/>
+          <w:color w:val="000000"/>
+          <w:sz w:val="20"/>
+          <w:u w:val="none"/>
         </w:rPr>
-        <w:t>朵朵原答案：D. London（照片中手写答案）</w:t>
+        <w:t>朵朵原答案：</w:t>
+      </w:r>
+      <w:r>
+        <w:rPr>
+          <w:rFonts w:ascii="Times New Roman" w:hAnsi="Times New Roman" w:eastAsia="宋体"/>
+          <w:b w:val="0"/>
+          <w:color w:val="000000"/>
+          <w:sz w:val="20"/>
+          <w:u w:val="none"/>
+        </w:rPr>
+        <w:t xml:space="preserve"> D. London（照片中手写答案）</w:t>
       </w:r>
     </w:p>
     <w:p>
       <w:pPr>
-        <w:spacing w:after="80"/>
+        <w:keepNext/>
+        <w:keepLines/>
+        <w:widowControl/>
+        <w:tabs>
+          <w:tab w:pos="7200" w:val="left"/>
+        </w:tabs>
+        <w:spacing w:before="0" w:after="20" w:line="380" w:lineRule="exact"/>
       </w:pPr>
       <w:r>
         <w:rPr>
-          <w:rFonts w:ascii="等线" w:hAnsi="等线"/>
-          <w:sz w:val="21"/>
+          <w:rFonts w:ascii="Times New Roman" w:hAnsi="Times New Roman" w:eastAsia="宋体"/>
+          <w:b w:val="0"/>
+          <w:color w:val="000000"/>
+          <w:sz w:val="20"/>
+          <w:u w:val="none"/>
         </w:rPr>
-        <w:t>订正：____________________________________________________________</w:t>
+        <w:t>订正：</w:t>
+      </w:r>
+      <w:r>
+        <w:rPr>
+          <w:rFonts w:ascii="Times New Roman" w:hAnsi="Times New Roman" w:eastAsia="宋体"/>
+          <w:b w:val="0"/>
+          <w:color w:val="000000"/>
+          <w:sz w:val="20"/>
+          <w:u w:val="single"/>
+        </w:rPr>
+        <w:tab/>
       </w:r>
     </w:p>
     <w:p>
       <w:pPr>
-        <w:spacing w:after="80"/>
+        <w:keepNext w:val="0"/>
+        <w:keepLines/>
+        <w:widowControl/>
+        <w:tabs>
+          <w:tab w:pos="7200" w:val="left"/>
+        </w:tabs>
+        <w:spacing w:before="0" w:after="80" w:line="380" w:lineRule="exact"/>
       </w:pPr>
       <w:r>
         <w:rPr>
-          <w:rFonts w:ascii="等线" w:hAnsi="等线"/>
-          <w:sz w:val="21"/>
+          <w:rFonts w:ascii="Times New Roman" w:hAnsi="Times New Roman" w:eastAsia="宋体"/>
+          <w:b w:val="0"/>
+          <w:color w:val="000000"/>
+          <w:sz w:val="20"/>
+          <w:u w:val="none"/>
         </w:rPr>
-        <w:t>心得：____________________________________________________________</w:t>
+        <w:t>心得：</w:t>
+      </w:r>
+      <w:r>
+        <w:rPr>
+          <w:rFonts w:ascii="Times New Roman" w:hAnsi="Times New Roman" w:eastAsia="宋体"/>
+          <w:b w:val="0"/>
+          <w:color w:val="000000"/>
+          <w:sz w:val="20"/>
+          <w:u w:val="single"/>
+        </w:rPr>
+        <w:tab/>
       </w:r>
     </w:p>
     <w:p>
       <w:pPr>
-        <w:spacing w:after="80"/>
+        <w:keepNext/>
+        <w:keepLines/>
+        <w:widowControl/>
+        <w:spacing w:before="0" w:after="40" w:line="264" w:lineRule="auto"/>
       </w:pPr>
       <w:r>
         <w:rPr>
-          <w:rFonts w:ascii="等线" w:hAnsi="等线"/>
+          <w:rFonts w:ascii="Times New Roman" w:hAnsi="Times New Roman" w:eastAsia="宋体"/>
+          <w:b/>
+          <w:color w:val="000000"/>
           <w:sz w:val="21"/>
+          <w:u w:val="none"/>
         </w:rPr>
-        <w:t>____________________________________________________________</w:t>
+        <w:t>2.</w:t>
+      </w:r>
+      <w:r>
+        <w:rPr>
+          <w:rFonts w:ascii="Times New Roman" w:hAnsi="Times New Roman" w:eastAsia="宋体"/>
+          <w:b w:val="0"/>
+          <w:color w:val="000000"/>
+          <w:sz w:val="21"/>
+          <w:u w:val="none"/>
+        </w:rPr>
+        <w:t xml:space="preserve"> The restaurant usually opens ________ hours a day.</w:t>
       </w:r>
     </w:p>
     <w:p>
       <w:pPr>
-        <w:spacing w:after="80"/>
-      </w:pPr>
-    </w:p>
-    <w:p>
-      <w:pPr>
         <w:keepNext/>
-        <w:spacing w:after="80"/>
+        <w:keepLines/>
+        <w:widowControl/>
+        <w:tabs>
+          <w:tab w:pos="1814" w:val="left"/>
+          <w:tab w:pos="3628" w:val="left"/>
+          <w:tab w:pos="5443" w:val="left"/>
+        </w:tabs>
+        <w:spacing w:before="0" w:after="20" w:line="264" w:lineRule="auto"/>
       </w:pPr>
       <w:r>
         <w:rPr>
-          <w:rFonts w:ascii="等线" w:hAnsi="等线"/>
-          <w:b/>
-          <w:sz w:val="24"/>
+          <w:rFonts w:ascii="Times New Roman" w:hAnsi="Times New Roman" w:eastAsia="宋体"/>
+          <w:b w:val="0"/>
+          <w:color w:val="000000"/>
+          <w:sz w:val="21"/>
+          <w:u w:val="none"/>
         </w:rPr>
-        <w:t>第11题</w:t>
+        <w:t>A. 10</w:t>
+        <w:tab/>
+        <w:t>B. 11</w:t>
+        <w:tab/>
+        <w:t>C. 12</w:t>
+        <w:tab/>
+        <w:t>D. 13</w:t>
       </w:r>
     </w:p>
     <w:p>
       <w:pPr>
         <w:keepNext/>
-        <w:spacing w:after="80"/>
+        <w:keepLines/>
+        <w:widowControl/>
+        <w:tabs>
+          <w:tab w:pos="7200" w:val="left"/>
+        </w:tabs>
+        <w:spacing w:before="0" w:after="20" w:line="380" w:lineRule="exact"/>
       </w:pPr>
       <w:r>
         <w:rPr>
-          <w:rFonts w:ascii="等线" w:hAnsi="等线"/>
-          <w:sz w:val="21"/>
+          <w:rFonts w:ascii="Times New Roman" w:hAnsi="Times New Roman" w:eastAsia="宋体"/>
+          <w:b w:val="0"/>
+          <w:color w:val="000000"/>
+          <w:sz w:val="20"/>
+          <w:u w:val="none"/>
         </w:rPr>
-        <w:t>4. The restaurant is open all year round except ______.</w:t>
-        <w:br/>
-        <w:br/>
-        <w:t>A. New Year's Day　B. Mother's Day　C. Thanksgiving Day　D. Christmas Day</w:t>
+        <w:t>订正：</w:t>
+      </w:r>
+      <w:r>
+        <w:rPr>
+          <w:rFonts w:ascii="Times New Roman" w:hAnsi="Times New Roman" w:eastAsia="宋体"/>
+          <w:b w:val="0"/>
+          <w:color w:val="000000"/>
+          <w:sz w:val="20"/>
+          <w:u w:val="single"/>
+        </w:rPr>
+        <w:tab/>
       </w:r>
     </w:p>
     <w:p>
       <w:pPr>
-        <w:spacing w:after="80"/>
+        <w:keepNext w:val="0"/>
+        <w:keepLines/>
+        <w:widowControl/>
+        <w:tabs>
+          <w:tab w:pos="7200" w:val="left"/>
+        </w:tabs>
+        <w:spacing w:before="0" w:after="80" w:line="380" w:lineRule="exact"/>
       </w:pPr>
       <w:r>
         <w:rPr>
-          <w:rFonts w:ascii="等线" w:hAnsi="等线"/>
-          <w:sz w:val="21"/>
+          <w:rFonts w:ascii="Times New Roman" w:hAnsi="Times New Roman" w:eastAsia="宋体"/>
+          <w:b w:val="0"/>
+          <w:color w:val="000000"/>
+          <w:sz w:val="20"/>
+          <w:u w:val="none"/>
         </w:rPr>
-        <w:t>朵朵原答案：B. Mother's Day（照片中手写答案）</w:t>
+        <w:t>心得：</w:t>
+      </w:r>
+      <w:r>
+        <w:rPr>
+          <w:rFonts w:ascii="Times New Roman" w:hAnsi="Times New Roman" w:eastAsia="宋体"/>
+          <w:b w:val="0"/>
+          <w:color w:val="000000"/>
+          <w:sz w:val="20"/>
+          <w:u w:val="single"/>
+        </w:rPr>
+        <w:tab/>
       </w:r>
     </w:p>
     <w:p>
       <w:pPr>
-        <w:spacing w:after="80"/>
+        <w:keepNext/>
+        <w:keepLines/>
+        <w:widowControl/>
+        <w:spacing w:before="0" w:after="40" w:line="264" w:lineRule="auto"/>
       </w:pPr>
       <w:r>
         <w:rPr>
-          <w:rFonts w:ascii="等线" w:hAnsi="等线"/>
+          <w:rFonts w:ascii="Times New Roman" w:hAnsi="Times New Roman" w:eastAsia="宋体"/>
+          <w:b/>
+          <w:color w:val="000000"/>
           <w:sz w:val="21"/>
+          <w:u w:val="none"/>
         </w:rPr>
-        <w:t>订正：____________________________________________________________</w:t>
+        <w:t>3.</w:t>
+      </w:r>
+      <w:r>
+        <w:rPr>
+          <w:rFonts w:ascii="Times New Roman" w:hAnsi="Times New Roman" w:eastAsia="宋体"/>
+          <w:b w:val="0"/>
+          <w:color w:val="000000"/>
+          <w:sz w:val="21"/>
+          <w:u w:val="none"/>
+        </w:rPr>
+        <w:t xml:space="preserve"> If you want to have a sandwich, a glass of orange juice and a bowl of ice cream in the restaurant, how much should you pay?</w:t>
       </w:r>
     </w:p>
     <w:p>
       <w:pPr>
-        <w:spacing w:after="80"/>
+        <w:keepNext/>
+        <w:keepLines/>
+        <w:widowControl/>
+        <w:tabs>
+          <w:tab w:pos="1814" w:val="left"/>
+          <w:tab w:pos="3628" w:val="left"/>
+          <w:tab w:pos="5443" w:val="left"/>
+        </w:tabs>
+        <w:spacing w:before="0" w:after="20" w:line="264" w:lineRule="auto"/>
       </w:pPr>
       <w:r>
         <w:rPr>
-          <w:rFonts w:ascii="等线" w:hAnsi="等线"/>
+          <w:rFonts w:ascii="Times New Roman" w:hAnsi="Times New Roman" w:eastAsia="宋体"/>
+          <w:b w:val="0"/>
+          <w:color w:val="000000"/>
           <w:sz w:val="21"/>
+          <w:u w:val="none"/>
         </w:rPr>
-        <w:t>心得：____________________________________________________________</w:t>
+        <w:t>A. $2.00.</w:t>
+        <w:tab/>
+        <w:t>B. $3.00.</w:t>
+        <w:tab/>
+        <w:t>C. $5.00.</w:t>
+        <w:tab/>
+        <w:t>D. $7.00.</w:t>
       </w:r>
     </w:p>
     <w:p>
       <w:pPr>
-        <w:spacing w:after="80"/>
+        <w:keepNext/>
+        <w:keepLines/>
+        <w:widowControl/>
+        <w:tabs>
+          <w:tab w:pos="7200" w:val="left"/>
+        </w:tabs>
+        <w:spacing w:before="0" w:after="20" w:line="380" w:lineRule="exact"/>
       </w:pPr>
       <w:r>
         <w:rPr>
-          <w:rFonts w:ascii="等线" w:hAnsi="等线"/>
-          <w:sz w:val="21"/>
+          <w:rFonts w:ascii="Times New Roman" w:hAnsi="Times New Roman" w:eastAsia="宋体"/>
+          <w:b w:val="0"/>
+          <w:color w:val="000000"/>
+          <w:sz w:val="20"/>
+          <w:u w:val="none"/>
         </w:rPr>
-        <w:t>____________________________________________________________</w:t>
+        <w:t>订正：</w:t>
+      </w:r>
+      <w:r>
+        <w:rPr>
+          <w:rFonts w:ascii="Times New Roman" w:hAnsi="Times New Roman" w:eastAsia="宋体"/>
+          <w:b w:val="0"/>
+          <w:color w:val="000000"/>
+          <w:sz w:val="20"/>
+          <w:u w:val="single"/>
+        </w:rPr>
+        <w:tab/>
       </w:r>
     </w:p>
     <w:p>
       <w:pPr>
-        <w:spacing w:after="80"/>
-      </w:pPr>
-    </w:p>
-    <w:p>
-      <w:pPr>
-        <w:keepNext/>
-        <w:spacing w:after="80"/>
+        <w:keepNext w:val="0"/>
+        <w:keepLines/>
+        <w:widowControl/>
+        <w:tabs>
+          <w:tab w:pos="7200" w:val="left"/>
+        </w:tabs>
+        <w:spacing w:before="0" w:after="80" w:line="380" w:lineRule="exact"/>
       </w:pPr>
       <w:r>
         <w:rPr>
-          <w:rFonts w:ascii="等线" w:hAnsi="等线"/>
-          <w:b/>
-          <w:sz w:val="24"/>
+          <w:rFonts w:ascii="Times New Roman" w:hAnsi="Times New Roman" w:eastAsia="宋体"/>
+          <w:b w:val="0"/>
+          <w:color w:val="000000"/>
+          <w:sz w:val="20"/>
+          <w:u w:val="none"/>
         </w:rPr>
-        <w:t>第12题</w:t>
+        <w:t>心得：</w:t>
+      </w:r>
+      <w:r>
+        <w:rPr>
+          <w:rFonts w:ascii="Times New Roman" w:hAnsi="Times New Roman" w:eastAsia="宋体"/>
+          <w:b w:val="0"/>
+          <w:color w:val="000000"/>
+          <w:sz w:val="20"/>
+          <w:u w:val="single"/>
+        </w:rPr>
+        <w:tab/>
       </w:r>
     </w:p>
     <w:p>
       <w:pPr>
         <w:keepNext/>
-        <w:spacing w:after="80"/>
+        <w:keepLines/>
+        <w:widowControl/>
+        <w:spacing w:before="0" w:after="40" w:line="264" w:lineRule="auto"/>
       </w:pPr>
       <w:r>
         <w:rPr>
-          <w:rFonts w:ascii="等线" w:hAnsi="等线"/>
+          <w:rFonts w:ascii="Times New Roman" w:hAnsi="Times New Roman" w:eastAsia="宋体"/>
+          <w:b/>
+          <w:color w:val="000000"/>
           <w:sz w:val="21"/>
+          <w:u w:val="none"/>
         </w:rPr>
-        <w:t>5. If you want to book a table in the restaurant, which telephone number should you call?</w:t>
-        <w:br/>
-        <w:br/>
-        <w:t>A. 5494610　B. 5494709　C. 5785662　D. 5485525</w:t>
+        <w:t>4.</w:t>
+      </w:r>
+      <w:r>
+        <w:rPr>
+          <w:rFonts w:ascii="Times New Roman" w:hAnsi="Times New Roman" w:eastAsia="宋体"/>
+          <w:b w:val="0"/>
+          <w:color w:val="000000"/>
+          <w:sz w:val="21"/>
+          <w:u w:val="none"/>
+        </w:rPr>
+        <w:t xml:space="preserve"> The restaurant is open all year round except ________.</w:t>
       </w:r>
     </w:p>
     <w:p>
       <w:pPr>
-        <w:spacing w:after="80"/>
+        <w:keepNext/>
+        <w:keepLines/>
+        <w:widowControl/>
+        <w:tabs>
+          <w:tab w:pos="3628" w:val="left"/>
+        </w:tabs>
+        <w:spacing w:before="0" w:after="20" w:line="264" w:lineRule="auto"/>
       </w:pPr>
       <w:r>
         <w:rPr>
-          <w:rFonts w:ascii="等线" w:hAnsi="等线"/>
+          <w:rFonts w:ascii="Times New Roman" w:hAnsi="Times New Roman" w:eastAsia="宋体"/>
+          <w:b w:val="0"/>
+          <w:color w:val="000000"/>
           <w:sz w:val="21"/>
+          <w:u w:val="none"/>
         </w:rPr>
-        <w:t>朵朵原答案：B. 5494709（照片中手写答案）</w:t>
+        <w:t>A. New Year's Day</w:t>
+        <w:tab/>
+        <w:t>B. Mother's Day</w:t>
       </w:r>
     </w:p>
     <w:p>
       <w:pPr>
-        <w:spacing w:after="80"/>
+        <w:keepNext/>
+        <w:keepLines/>
+        <w:widowControl/>
+        <w:tabs>
+          <w:tab w:pos="3628" w:val="left"/>
+        </w:tabs>
+        <w:spacing w:before="0" w:after="20" w:line="264" w:lineRule="auto"/>
       </w:pPr>
       <w:r>
         <w:rPr>
-          <w:rFonts w:ascii="等线" w:hAnsi="等线"/>
+          <w:rFonts w:ascii="Times New Roman" w:hAnsi="Times New Roman" w:eastAsia="宋体"/>
+          <w:b w:val="0"/>
+          <w:color w:val="000000"/>
           <w:sz w:val="21"/>
+          <w:u w:val="none"/>
         </w:rPr>
-        <w:t>订正：____________________________________________________________</w:t>
+        <w:t>C. Thanksgiving Day</w:t>
+        <w:tab/>
+        <w:t>D. Christmas Day</w:t>
       </w:r>
     </w:p>
     <w:p>
       <w:pPr>
-        <w:spacing w:after="80"/>
+        <w:keepNext/>
+        <w:keepLines/>
+        <w:widowControl/>
+        <w:spacing w:before="0" w:after="20" w:line="264" w:lineRule="auto"/>
       </w:pPr>
       <w:r>
         <w:rPr>
-          <w:rFonts w:ascii="等线" w:hAnsi="等线"/>
-          <w:sz w:val="21"/>
+          <w:rFonts w:ascii="Times New Roman" w:hAnsi="Times New Roman" w:eastAsia="宋体"/>
+          <w:b/>
+          <w:color w:val="000000"/>
+          <w:sz w:val="20"/>
+          <w:u w:val="none"/>
         </w:rPr>
-        <w:t>心得：____________________________________________________________</w:t>
+        <w:t>朵朵原答案：</w:t>
+      </w:r>
+      <w:r>
+        <w:rPr>
+          <w:rFonts w:ascii="Times New Roman" w:hAnsi="Times New Roman" w:eastAsia="宋体"/>
+          <w:b w:val="0"/>
+          <w:color w:val="000000"/>
+          <w:sz w:val="20"/>
+          <w:u w:val="none"/>
+        </w:rPr>
+        <w:t xml:space="preserve"> B. Mother's Day（照片中手写答案）</w:t>
       </w:r>
     </w:p>
     <w:p>
       <w:pPr>
-        <w:spacing w:after="80"/>
+        <w:keepNext/>
+        <w:keepLines/>
+        <w:widowControl/>
+        <w:tabs>
+          <w:tab w:pos="7200" w:val="left"/>
+        </w:tabs>
+        <w:spacing w:before="0" w:after="20" w:line="380" w:lineRule="exact"/>
       </w:pPr>
       <w:r>
         <w:rPr>
-          <w:rFonts w:ascii="等线" w:hAnsi="等线"/>
-          <w:sz w:val="21"/>
+          <w:rFonts w:ascii="Times New Roman" w:hAnsi="Times New Roman" w:eastAsia="宋体"/>
+          <w:b w:val="0"/>
+          <w:color w:val="000000"/>
+          <w:sz w:val="20"/>
+          <w:u w:val="none"/>
         </w:rPr>
-        <w:t>____________________________________________________________</w:t>
+        <w:t>订正：</w:t>
+      </w:r>
+      <w:r>
+        <w:rPr>
+          <w:rFonts w:ascii="Times New Roman" w:hAnsi="Times New Roman" w:eastAsia="宋体"/>
+          <w:b w:val="0"/>
+          <w:color w:val="000000"/>
+          <w:sz w:val="20"/>
+          <w:u w:val="single"/>
+        </w:rPr>
+        <w:tab/>
       </w:r>
     </w:p>
     <w:p>
       <w:pPr>
-        <w:spacing w:after="80"/>
-      </w:pPr>
-    </w:p>
-    <w:p>
-      <w:pPr>
-        <w:keepNext/>
-        <w:spacing w:after="80"/>
+        <w:keepNext w:val="0"/>
+        <w:keepLines/>
+        <w:widowControl/>
+        <w:tabs>
+          <w:tab w:pos="7200" w:val="left"/>
+        </w:tabs>
+        <w:spacing w:before="0" w:after="80" w:line="380" w:lineRule="exact"/>
       </w:pPr>
       <w:r>
         <w:rPr>
-          <w:rFonts w:ascii="等线" w:hAnsi="等线"/>
-          <w:b/>
-          <w:sz w:val="24"/>
+          <w:rFonts w:ascii="Times New Roman" w:hAnsi="Times New Roman" w:eastAsia="宋体"/>
+          <w:b w:val="0"/>
+          <w:color w:val="000000"/>
+          <w:sz w:val="20"/>
+          <w:u w:val="none"/>
         </w:rPr>
-        <w:t>第13题</w:t>
+        <w:t>心得：</w:t>
+      </w:r>
+      <w:r>
+        <w:rPr>
+          <w:rFonts w:ascii="Times New Roman" w:hAnsi="Times New Roman" w:eastAsia="宋体"/>
+          <w:b w:val="0"/>
+          <w:color w:val="000000"/>
+          <w:sz w:val="20"/>
+          <w:u w:val="single"/>
+        </w:rPr>
+        <w:tab/>
       </w:r>
     </w:p>
     <w:p>
       <w:pPr>
         <w:keepNext/>
-        <w:spacing w:after="80"/>
+        <w:keepLines/>
+        <w:widowControl/>
+        <w:spacing w:before="0" w:after="40" w:line="264" w:lineRule="auto"/>
       </w:pPr>
       <w:r>
         <w:rPr>
-          <w:rFonts w:ascii="等线" w:hAnsi="等线"/>
+          <w:rFonts w:ascii="Times New Roman" w:hAnsi="Times New Roman" w:eastAsia="宋体"/>
+          <w:b/>
+          <w:color w:val="000000"/>
           <w:sz w:val="21"/>
+          <w:u w:val="none"/>
         </w:rPr>
-        <w:t>3. I'll ______ the skirt soon.</w:t>
-        <w:br/>
-        <w:br/>
-        <w:t>A. show　B. sell　C. borrow　D. make</w:t>
+        <w:t>5.</w:t>
+      </w:r>
+      <w:r>
+        <w:rPr>
+          <w:rFonts w:ascii="Times New Roman" w:hAnsi="Times New Roman" w:eastAsia="宋体"/>
+          <w:b w:val="0"/>
+          <w:color w:val="000000"/>
+          <w:sz w:val="21"/>
+          <w:u w:val="none"/>
+        </w:rPr>
+        <w:t xml:space="preserve"> If you want to book a table in the restaurant, which telephone number should you call?</w:t>
       </w:r>
     </w:p>
     <w:p>
       <w:pPr>
-        <w:spacing w:after="80"/>
+        <w:keepNext/>
+        <w:keepLines/>
+        <w:widowControl/>
+        <w:tabs>
+          <w:tab w:pos="1814" w:val="left"/>
+          <w:tab w:pos="3628" w:val="left"/>
+          <w:tab w:pos="5443" w:val="left"/>
+        </w:tabs>
+        <w:spacing w:before="0" w:after="20" w:line="264" w:lineRule="auto"/>
       </w:pPr>
       <w:r>
         <w:rPr>
-          <w:rFonts w:ascii="等线" w:hAnsi="等线"/>
+          <w:rFonts w:ascii="Times New Roman" w:hAnsi="Times New Roman" w:eastAsia="宋体"/>
+          <w:b w:val="0"/>
+          <w:color w:val="000000"/>
           <w:sz w:val="21"/>
+          <w:u w:val="none"/>
         </w:rPr>
-        <w:t>朵朵原答案：A. show（照片中手写答案）</w:t>
+        <w:t>A. 5494610.</w:t>
+        <w:tab/>
+        <w:t>B. 5494709.</w:t>
+        <w:tab/>
+        <w:t>C. 5785662.</w:t>
+        <w:tab/>
+        <w:t>D. 5485525.</w:t>
       </w:r>
     </w:p>
     <w:p>
       <w:pPr>
-        <w:spacing w:after="80"/>
+        <w:keepNext/>
+        <w:keepLines/>
+        <w:widowControl/>
+        <w:spacing w:before="0" w:after="20" w:line="264" w:lineRule="auto"/>
       </w:pPr>
       <w:r>
         <w:rPr>
-          <w:rFonts w:ascii="等线" w:hAnsi="等线"/>
-          <w:sz w:val="21"/>
+          <w:rFonts w:ascii="Times New Roman" w:hAnsi="Times New Roman" w:eastAsia="宋体"/>
+          <w:b/>
+          <w:color w:val="000000"/>
+          <w:sz w:val="20"/>
+          <w:u w:val="none"/>
         </w:rPr>
-        <w:t>订正：____________________________________________________________</w:t>
+        <w:t>朵朵原答案：</w:t>
+      </w:r>
+      <w:r>
+        <w:rPr>
+          <w:rFonts w:ascii="Times New Roman" w:hAnsi="Times New Roman" w:eastAsia="宋体"/>
+          <w:b w:val="0"/>
+          <w:color w:val="000000"/>
+          <w:sz w:val="20"/>
+          <w:u w:val="none"/>
+        </w:rPr>
+        <w:t xml:space="preserve"> B. 5494709（照片中手写答案）</w:t>
       </w:r>
     </w:p>
     <w:p>
       <w:pPr>
-        <w:spacing w:after="80"/>
+        <w:keepNext/>
+        <w:keepLines/>
+        <w:widowControl/>
+        <w:tabs>
+          <w:tab w:pos="7200" w:val="left"/>
+        </w:tabs>
+        <w:spacing w:before="0" w:after="20" w:line="380" w:lineRule="exact"/>
       </w:pPr>
       <w:r>
         <w:rPr>
-          <w:rFonts w:ascii="等线" w:hAnsi="等线"/>
-          <w:sz w:val="21"/>
+          <w:rFonts w:ascii="Times New Roman" w:hAnsi="Times New Roman" w:eastAsia="宋体"/>
+          <w:b w:val="0"/>
+          <w:color w:val="000000"/>
+          <w:sz w:val="20"/>
+          <w:u w:val="none"/>
         </w:rPr>
-        <w:t>心得：____________________________________________________________</w:t>
+        <w:t>订正：</w:t>
+      </w:r>
+      <w:r>
+        <w:rPr>
+          <w:rFonts w:ascii="Times New Roman" w:hAnsi="Times New Roman" w:eastAsia="宋体"/>
+          <w:b w:val="0"/>
+          <w:color w:val="000000"/>
+          <w:sz w:val="20"/>
+          <w:u w:val="single"/>
+        </w:rPr>
+        <w:tab/>
       </w:r>
     </w:p>
     <w:p>
       <w:pPr>
-        <w:spacing w:after="80"/>
+        <w:keepNext w:val="0"/>
+        <w:keepLines/>
+        <w:widowControl/>
+        <w:tabs>
+          <w:tab w:pos="7200" w:val="left"/>
+        </w:tabs>
+        <w:spacing w:before="0" w:after="80" w:line="380" w:lineRule="exact"/>
       </w:pPr>
       <w:r>
         <w:rPr>
-          <w:rFonts w:ascii="等线" w:hAnsi="等线"/>
-          <w:sz w:val="21"/>
+          <w:rFonts w:ascii="Times New Roman" w:hAnsi="Times New Roman" w:eastAsia="宋体"/>
+          <w:b w:val="0"/>
+          <w:color w:val="000000"/>
+          <w:sz w:val="20"/>
+          <w:u w:val="none"/>
         </w:rPr>
-        <w:t>____________________________________________________________</w:t>
+        <w:t>心得：</w:t>
+      </w:r>
+      <w:r>
+        <w:rPr>
+          <w:rFonts w:ascii="Times New Roman" w:hAnsi="Times New Roman" w:eastAsia="宋体"/>
+          <w:b w:val="0"/>
+          <w:color w:val="000000"/>
+          <w:sz w:val="20"/>
+          <w:u w:val="single"/>
+        </w:rPr>
+        <w:tab/>
       </w:r>
     </w:p>
     <w:p>
       <w:pPr>
-        <w:spacing w:after="80"/>
-      </w:pPr>
-    </w:p>
-    <w:p>
-      <w:pPr>
         <w:keepNext/>
-        <w:spacing w:after="80"/>
+        <w:keepLines/>
+        <w:widowControl/>
+        <w:spacing w:before="80" w:after="80" w:line="264" w:lineRule="auto"/>
       </w:pPr>
       <w:r>
         <w:rPr>
-          <w:rFonts w:ascii="等线" w:hAnsi="等线"/>
+          <w:rFonts w:ascii="Times New Roman" w:hAnsi="Times New Roman" w:eastAsia="宋体"/>
           <w:b/>
-          <w:sz w:val="24"/>
+          <w:color w:val="000000"/>
+          <w:sz w:val="22"/>
+          <w:u w:val="none"/>
         </w:rPr>
-        <w:t>第14题</w:t>
+        <w:t>B. Choose the best words or expressions to complete the passage.</w:t>
       </w:r>
     </w:p>
     <w:p>
       <w:pPr>
-        <w:keepNext/>
-        <w:spacing w:after="80"/>
+        <w:keepNext w:val="0"/>
+        <w:keepLines/>
+        <w:widowControl/>
+        <w:spacing w:before="0" w:after="60" w:line="264" w:lineRule="auto"/>
       </w:pPr>
       <w:r>
         <w:rPr>
-          <w:rFonts w:ascii="等线" w:hAnsi="等线"/>
+          <w:rFonts w:ascii="Times New Roman" w:hAnsi="Times New Roman" w:eastAsia="宋体"/>
+          <w:b w:val="0"/>
+          <w:color w:val="000000"/>
           <w:sz w:val="21"/>
+          <w:u w:val="none"/>
         </w:rPr>
-        <w:t>3. Don't take t______ much because everyone is sharing!</w:t>
+        <w:t>One day, when a woman walked into a shop in the city centre, the shopkeeper came up to her and said to her friendly, “Good afternoon, madam.”</w:t>
       </w:r>
     </w:p>
     <w:p>
       <w:pPr>
-        <w:spacing w:after="80"/>
+        <w:keepNext w:val="0"/>
+        <w:keepLines/>
+        <w:widowControl/>
+        <w:spacing w:before="0" w:after="60" w:line="264" w:lineRule="auto"/>
       </w:pPr>
       <w:r>
         <w:rPr>
-          <w:rFonts w:ascii="等线" w:hAnsi="等线"/>
+          <w:rFonts w:ascii="Times New Roman" w:hAnsi="Times New Roman" w:eastAsia="宋体"/>
+          <w:b w:val="0"/>
+          <w:color w:val="000000"/>
           <w:sz w:val="21"/>
+          <w:u w:val="none"/>
         </w:rPr>
-        <w:t>朵朵原答案：three</w:t>
+        <w:t>“Good afternoon,” the woman answered. “There is a green skirt in your window. Would you please take ________1________ out of there?”</w:t>
       </w:r>
     </w:p>
     <w:p>
       <w:pPr>
-        <w:spacing w:after="80"/>
+        <w:keepNext w:val="0"/>
+        <w:keepLines w:val="0"/>
+        <w:widowControl/>
+        <w:spacing w:before="0" w:after="60" w:line="264" w:lineRule="auto"/>
       </w:pPr>
       <w:r>
         <w:rPr>
-          <w:rFonts w:ascii="等线" w:hAnsi="等线"/>
+          <w:rFonts w:ascii="Times New Roman" w:hAnsi="Times New Roman" w:eastAsia="宋体"/>
+          <w:b w:val="0"/>
+          <w:color w:val="000000"/>
           <w:sz w:val="21"/>
+          <w:u w:val="none"/>
         </w:rPr>
-        <w:t>订正：____________________________________________________________</w:t>
+        <w:t>“OK, madam, I would be very ________2________ to do that for you,” the shopkeeper said, thinking, “Great! I'll ________3________ the skirt soon. It has been in my window for a long time.”</w:t>
       </w:r>
     </w:p>
     <w:p>
       <w:pPr>
-        <w:spacing w:after="80"/>
+        <w:keepNext w:val="0"/>
+        <w:keepLines/>
+        <w:widowControl/>
+        <w:spacing w:before="0" w:after="60" w:line="264" w:lineRule="auto"/>
       </w:pPr>
       <w:r>
         <w:rPr>
-          <w:rFonts w:ascii="等线" w:hAnsi="等线"/>
+          <w:rFonts w:ascii="Times New Roman" w:hAnsi="Times New Roman" w:eastAsia="宋体"/>
+          <w:b w:val="0"/>
+          <w:color w:val="000000"/>
           <w:sz w:val="21"/>
+          <w:u w:val="none"/>
         </w:rPr>
-        <w:t>心得：____________________________________________________________</w:t>
+        <w:t>Soon the shopkeeper brought the green skirt to the woman. “Do you want it in a box, madam,” he asked, “or will you ________4________ it?”</w:t>
       </w:r>
     </w:p>
     <w:p>
       <w:pPr>
-        <w:spacing w:after="80"/>
+        <w:keepNext w:val="0"/>
+        <w:keepLines w:val="0"/>
+        <w:widowControl/>
+        <w:spacing w:before="0" w:after="60" w:line="264" w:lineRule="auto"/>
       </w:pPr>
       <w:r>
         <w:rPr>
-          <w:rFonts w:ascii="等线" w:hAnsi="等线"/>
+          <w:rFonts w:ascii="Times New Roman" w:hAnsi="Times New Roman" w:eastAsia="宋体"/>
+          <w:b w:val="0"/>
+          <w:color w:val="000000"/>
           <w:sz w:val="21"/>
+          <w:u w:val="none"/>
         </w:rPr>
-        <w:t>____________________________________________________________</w:t>
+        <w:t>“Oh, I don't want it,” the woman answered. “I only want you to take it out of your window. When I pass your ________5________ every day, I can see it. I just don't like to see it there.”</w:t>
       </w:r>
     </w:p>
     <w:p>
       <w:pPr>
-        <w:spacing w:after="80"/>
-      </w:pPr>
-    </w:p>
-    <w:p>
-      <w:pPr>
         <w:keepNext/>
-        <w:spacing w:after="80"/>
+        <w:keepLines/>
+        <w:widowControl/>
+        <w:spacing w:before="0" w:after="40" w:line="264" w:lineRule="auto"/>
       </w:pPr>
       <w:r>
         <w:rPr>
-          <w:rFonts w:ascii="等线" w:hAnsi="等线"/>
+          <w:rFonts w:ascii="Times New Roman" w:hAnsi="Times New Roman" w:eastAsia="宋体"/>
           <w:b/>
-          <w:sz w:val="24"/>
+          <w:color w:val="000000"/>
+          <w:sz w:val="21"/>
+          <w:u w:val="none"/>
         </w:rPr>
-        <w:t>第15题</w:t>
+        <w:t>1.</w:t>
       </w:r>
     </w:p>
     <w:p>
       <w:pPr>
         <w:keepNext/>
-        <w:spacing w:after="80"/>
+        <w:keepLines/>
+        <w:widowControl/>
+        <w:tabs>
+          <w:tab w:pos="1814" w:val="left"/>
+          <w:tab w:pos="3628" w:val="left"/>
+          <w:tab w:pos="5443" w:val="left"/>
+        </w:tabs>
+        <w:spacing w:before="0" w:after="20" w:line="264" w:lineRule="auto"/>
       </w:pPr>
       <w:r>
         <w:rPr>
-          <w:rFonts w:ascii="等线" w:hAnsi="等线"/>
+          <w:rFonts w:ascii="Times New Roman" w:hAnsi="Times New Roman" w:eastAsia="宋体"/>
+          <w:b w:val="0"/>
+          <w:color w:val="000000"/>
           <w:sz w:val="21"/>
+          <w:u w:val="none"/>
         </w:rPr>
-        <w:t>4. Then start a______ and keep eating until you are full.</w:t>
+        <w:t>A. one</w:t>
+        <w:tab/>
+        <w:t>B. it</w:t>
+        <w:tab/>
+        <w:t>C. ones</w:t>
+        <w:tab/>
+        <w:t>D. them</w:t>
       </w:r>
     </w:p>
     <w:p>
       <w:pPr>
-        <w:spacing w:after="80"/>
+        <w:keepNext/>
+        <w:keepLines/>
+        <w:widowControl/>
+        <w:tabs>
+          <w:tab w:pos="7200" w:val="left"/>
+        </w:tabs>
+        <w:spacing w:before="0" w:after="20" w:line="380" w:lineRule="exact"/>
       </w:pPr>
       <w:r>
         <w:rPr>
-          <w:rFonts w:ascii="等线" w:hAnsi="等线"/>
-          <w:sz w:val="21"/>
+          <w:rFonts w:ascii="Times New Roman" w:hAnsi="Times New Roman" w:eastAsia="宋体"/>
+          <w:b w:val="0"/>
+          <w:color w:val="000000"/>
+          <w:sz w:val="20"/>
+          <w:u w:val="none"/>
         </w:rPr>
-        <w:t>朵朵原答案：slowly（照片中手写答案）</w:t>
+        <w:t>订正：</w:t>
+      </w:r>
+      <w:r>
+        <w:rPr>
+          <w:rFonts w:ascii="Times New Roman" w:hAnsi="Times New Roman" w:eastAsia="宋体"/>
+          <w:b w:val="0"/>
+          <w:color w:val="000000"/>
+          <w:sz w:val="20"/>
+          <w:u w:val="single"/>
+        </w:rPr>
+        <w:tab/>
       </w:r>
     </w:p>
     <w:p>
       <w:pPr>
-        <w:spacing w:after="80"/>
+        <w:keepNext w:val="0"/>
+        <w:keepLines/>
+        <w:widowControl/>
+        <w:tabs>
+          <w:tab w:pos="7200" w:val="left"/>
+        </w:tabs>
+        <w:spacing w:before="0" w:after="80" w:line="380" w:lineRule="exact"/>
       </w:pPr>
       <w:r>
         <w:rPr>
-          <w:rFonts w:ascii="等线" w:hAnsi="等线"/>
-          <w:sz w:val="21"/>
+          <w:rFonts w:ascii="Times New Roman" w:hAnsi="Times New Roman" w:eastAsia="宋体"/>
+          <w:b w:val="0"/>
+          <w:color w:val="000000"/>
+          <w:sz w:val="20"/>
+          <w:u w:val="none"/>
         </w:rPr>
-        <w:t>订正：____________________________________________________________</w:t>
+        <w:t>心得：</w:t>
+      </w:r>
+      <w:r>
+        <w:rPr>
+          <w:rFonts w:ascii="Times New Roman" w:hAnsi="Times New Roman" w:eastAsia="宋体"/>
+          <w:b w:val="0"/>
+          <w:color w:val="000000"/>
+          <w:sz w:val="20"/>
+          <w:u w:val="single"/>
+        </w:rPr>
+        <w:tab/>
       </w:r>
     </w:p>
     <w:p>
       <w:pPr>
-        <w:spacing w:after="80"/>
+        <w:keepNext/>
+        <w:keepLines/>
+        <w:widowControl/>
+        <w:spacing w:before="0" w:after="40" w:line="264" w:lineRule="auto"/>
       </w:pPr>
       <w:r>
         <w:rPr>
-          <w:rFonts w:ascii="等线" w:hAnsi="等线"/>
+          <w:rFonts w:ascii="Times New Roman" w:hAnsi="Times New Roman" w:eastAsia="宋体"/>
+          <w:b/>
+          <w:color w:val="000000"/>
           <w:sz w:val="21"/>
+          <w:u w:val="none"/>
         </w:rPr>
-        <w:t>心得：____________________________________________________________</w:t>
+        <w:t>2.</w:t>
       </w:r>
     </w:p>
     <w:p>
       <w:pPr>
-        <w:spacing w:after="80"/>
+        <w:keepNext/>
+        <w:keepLines/>
+        <w:widowControl/>
+        <w:tabs>
+          <w:tab w:pos="1814" w:val="left"/>
+          <w:tab w:pos="3628" w:val="left"/>
+          <w:tab w:pos="5443" w:val="left"/>
+        </w:tabs>
+        <w:spacing w:before="0" w:after="20" w:line="264" w:lineRule="auto"/>
       </w:pPr>
       <w:r>
         <w:rPr>
-          <w:rFonts w:ascii="等线" w:hAnsi="等线"/>
+          <w:rFonts w:ascii="Times New Roman" w:hAnsi="Times New Roman" w:eastAsia="宋体"/>
+          <w:b w:val="0"/>
+          <w:color w:val="000000"/>
           <w:sz w:val="21"/>
+          <w:u w:val="none"/>
         </w:rPr>
-        <w:t>____________________________________________________________</w:t>
+        <w:t>A. sad</w:t>
+        <w:tab/>
+        <w:t>B. afraid</w:t>
+        <w:tab/>
+        <w:t>C. happy</w:t>
+        <w:tab/>
+        <w:t>D. delicious</w:t>
+      </w:r>
+    </w:p>
+    <w:p>
+      <w:pPr>
+        <w:keepNext/>
+        <w:keepLines/>
+        <w:widowControl/>
+        <w:tabs>
+          <w:tab w:pos="7200" w:val="left"/>
+        </w:tabs>
+        <w:spacing w:before="0" w:after="20" w:line="380" w:lineRule="exact"/>
+      </w:pPr>
+      <w:r>
+        <w:rPr>
+          <w:rFonts w:ascii="Times New Roman" w:hAnsi="Times New Roman" w:eastAsia="宋体"/>
+          <w:b w:val="0"/>
+          <w:color w:val="000000"/>
+          <w:sz w:val="20"/>
+          <w:u w:val="none"/>
+        </w:rPr>
+        <w:t>订正：</w:t>
+      </w:r>
+      <w:r>
+        <w:rPr>
+          <w:rFonts w:ascii="Times New Roman" w:hAnsi="Times New Roman" w:eastAsia="宋体"/>
+          <w:b w:val="0"/>
+          <w:color w:val="000000"/>
+          <w:sz w:val="20"/>
+          <w:u w:val="single"/>
+        </w:rPr>
+        <w:tab/>
+      </w:r>
+    </w:p>
+    <w:p>
+      <w:pPr>
+        <w:keepNext w:val="0"/>
+        <w:keepLines/>
+        <w:widowControl/>
+        <w:tabs>
+          <w:tab w:pos="7200" w:val="left"/>
+        </w:tabs>
+        <w:spacing w:before="0" w:after="80" w:line="380" w:lineRule="exact"/>
+      </w:pPr>
+      <w:r>
+        <w:rPr>
+          <w:rFonts w:ascii="Times New Roman" w:hAnsi="Times New Roman" w:eastAsia="宋体"/>
+          <w:b w:val="0"/>
+          <w:color w:val="000000"/>
+          <w:sz w:val="20"/>
+          <w:u w:val="none"/>
+        </w:rPr>
+        <w:t>心得：</w:t>
+      </w:r>
+      <w:r>
+        <w:rPr>
+          <w:rFonts w:ascii="Times New Roman" w:hAnsi="Times New Roman" w:eastAsia="宋体"/>
+          <w:b w:val="0"/>
+          <w:color w:val="000000"/>
+          <w:sz w:val="20"/>
+          <w:u w:val="single"/>
+        </w:rPr>
+        <w:tab/>
+      </w:r>
+    </w:p>
+    <w:p>
+      <w:pPr>
+        <w:keepNext/>
+        <w:keepLines/>
+        <w:widowControl/>
+        <w:spacing w:before="0" w:after="40" w:line="264" w:lineRule="auto"/>
+      </w:pPr>
+      <w:r>
+        <w:rPr>
+          <w:rFonts w:ascii="Times New Roman" w:hAnsi="Times New Roman" w:eastAsia="宋体"/>
+          <w:b/>
+          <w:color w:val="000000"/>
+          <w:sz w:val="21"/>
+          <w:u w:val="none"/>
+        </w:rPr>
+        <w:t>3.</w:t>
+      </w:r>
+    </w:p>
+    <w:p>
+      <w:pPr>
+        <w:keepNext/>
+        <w:keepLines/>
+        <w:widowControl/>
+        <w:tabs>
+          <w:tab w:pos="1814" w:val="left"/>
+          <w:tab w:pos="3628" w:val="left"/>
+          <w:tab w:pos="5443" w:val="left"/>
+        </w:tabs>
+        <w:spacing w:before="0" w:after="20" w:line="264" w:lineRule="auto"/>
+      </w:pPr>
+      <w:r>
+        <w:rPr>
+          <w:rFonts w:ascii="Times New Roman" w:hAnsi="Times New Roman" w:eastAsia="宋体"/>
+          <w:b w:val="0"/>
+          <w:color w:val="000000"/>
+          <w:sz w:val="21"/>
+          <w:u w:val="none"/>
+        </w:rPr>
+        <w:t>A. show</w:t>
+        <w:tab/>
+        <w:t>B. sell</w:t>
+        <w:tab/>
+        <w:t>C. borrow</w:t>
+        <w:tab/>
+        <w:t>D. make</w:t>
+      </w:r>
+    </w:p>
+    <w:p>
+      <w:pPr>
+        <w:keepNext/>
+        <w:keepLines/>
+        <w:widowControl/>
+        <w:spacing w:before="0" w:after="20" w:line="264" w:lineRule="auto"/>
+      </w:pPr>
+      <w:r>
+        <w:rPr>
+          <w:rFonts w:ascii="Times New Roman" w:hAnsi="Times New Roman" w:eastAsia="宋体"/>
+          <w:b/>
+          <w:color w:val="000000"/>
+          <w:sz w:val="20"/>
+          <w:u w:val="none"/>
+        </w:rPr>
+        <w:t>朵朵原答案：</w:t>
+      </w:r>
+      <w:r>
+        <w:rPr>
+          <w:rFonts w:ascii="Times New Roman" w:hAnsi="Times New Roman" w:eastAsia="宋体"/>
+          <w:b w:val="0"/>
+          <w:color w:val="000000"/>
+          <w:sz w:val="20"/>
+          <w:u w:val="none"/>
+        </w:rPr>
+        <w:t xml:space="preserve"> A. show（照片中手写答案）</w:t>
+      </w:r>
+    </w:p>
+    <w:p>
+      <w:pPr>
+        <w:keepNext/>
+        <w:keepLines/>
+        <w:widowControl/>
+        <w:tabs>
+          <w:tab w:pos="7200" w:val="left"/>
+        </w:tabs>
+        <w:spacing w:before="0" w:after="20" w:line="380" w:lineRule="exact"/>
+      </w:pPr>
+      <w:r>
+        <w:rPr>
+          <w:rFonts w:ascii="Times New Roman" w:hAnsi="Times New Roman" w:eastAsia="宋体"/>
+          <w:b w:val="0"/>
+          <w:color w:val="000000"/>
+          <w:sz w:val="20"/>
+          <w:u w:val="none"/>
+        </w:rPr>
+        <w:t>订正：</w:t>
+      </w:r>
+      <w:r>
+        <w:rPr>
+          <w:rFonts w:ascii="Times New Roman" w:hAnsi="Times New Roman" w:eastAsia="宋体"/>
+          <w:b w:val="0"/>
+          <w:color w:val="000000"/>
+          <w:sz w:val="20"/>
+          <w:u w:val="single"/>
+        </w:rPr>
+        <w:tab/>
+      </w:r>
+    </w:p>
+    <w:p>
+      <w:pPr>
+        <w:keepNext w:val="0"/>
+        <w:keepLines/>
+        <w:widowControl/>
+        <w:tabs>
+          <w:tab w:pos="7200" w:val="left"/>
+        </w:tabs>
+        <w:spacing w:before="0" w:after="80" w:line="380" w:lineRule="exact"/>
+      </w:pPr>
+      <w:r>
+        <w:rPr>
+          <w:rFonts w:ascii="Times New Roman" w:hAnsi="Times New Roman" w:eastAsia="宋体"/>
+          <w:b w:val="0"/>
+          <w:color w:val="000000"/>
+          <w:sz w:val="20"/>
+          <w:u w:val="none"/>
+        </w:rPr>
+        <w:t>心得：</w:t>
+      </w:r>
+      <w:r>
+        <w:rPr>
+          <w:rFonts w:ascii="Times New Roman" w:hAnsi="Times New Roman" w:eastAsia="宋体"/>
+          <w:b w:val="0"/>
+          <w:color w:val="000000"/>
+          <w:sz w:val="20"/>
+          <w:u w:val="single"/>
+        </w:rPr>
+        <w:tab/>
+      </w:r>
+    </w:p>
+    <w:p>
+      <w:pPr>
+        <w:keepNext/>
+        <w:keepLines/>
+        <w:widowControl/>
+        <w:spacing w:before="0" w:after="40" w:line="264" w:lineRule="auto"/>
+      </w:pPr>
+      <w:r>
+        <w:rPr>
+          <w:rFonts w:ascii="Times New Roman" w:hAnsi="Times New Roman" w:eastAsia="宋体"/>
+          <w:b/>
+          <w:color w:val="000000"/>
+          <w:sz w:val="21"/>
+          <w:u w:val="none"/>
+        </w:rPr>
+        <w:t>4.</w:t>
+      </w:r>
+    </w:p>
+    <w:p>
+      <w:pPr>
+        <w:keepNext/>
+        <w:keepLines/>
+        <w:widowControl/>
+        <w:tabs>
+          <w:tab w:pos="1814" w:val="left"/>
+          <w:tab w:pos="3628" w:val="left"/>
+          <w:tab w:pos="5443" w:val="left"/>
+        </w:tabs>
+        <w:spacing w:before="0" w:after="20" w:line="264" w:lineRule="auto"/>
+      </w:pPr>
+      <w:r>
+        <w:rPr>
+          <w:rFonts w:ascii="Times New Roman" w:hAnsi="Times New Roman" w:eastAsia="宋体"/>
+          <w:b w:val="0"/>
+          <w:color w:val="000000"/>
+          <w:sz w:val="21"/>
+          <w:u w:val="none"/>
+        </w:rPr>
+        <w:t>A. teach</w:t>
+        <w:tab/>
+        <w:t>B. find</w:t>
+        <w:tab/>
+        <w:t>C. compare</w:t>
+        <w:tab/>
+        <w:t>D. wear</w:t>
+      </w:r>
+    </w:p>
+    <w:p>
+      <w:pPr>
+        <w:keepNext/>
+        <w:keepLines/>
+        <w:widowControl/>
+        <w:tabs>
+          <w:tab w:pos="7200" w:val="left"/>
+        </w:tabs>
+        <w:spacing w:before="0" w:after="20" w:line="380" w:lineRule="exact"/>
+      </w:pPr>
+      <w:r>
+        <w:rPr>
+          <w:rFonts w:ascii="Times New Roman" w:hAnsi="Times New Roman" w:eastAsia="宋体"/>
+          <w:b w:val="0"/>
+          <w:color w:val="000000"/>
+          <w:sz w:val="20"/>
+          <w:u w:val="none"/>
+        </w:rPr>
+        <w:t>订正：</w:t>
+      </w:r>
+      <w:r>
+        <w:rPr>
+          <w:rFonts w:ascii="Times New Roman" w:hAnsi="Times New Roman" w:eastAsia="宋体"/>
+          <w:b w:val="0"/>
+          <w:color w:val="000000"/>
+          <w:sz w:val="20"/>
+          <w:u w:val="single"/>
+        </w:rPr>
+        <w:tab/>
+      </w:r>
+    </w:p>
+    <w:p>
+      <w:pPr>
+        <w:keepNext w:val="0"/>
+        <w:keepLines/>
+        <w:widowControl/>
+        <w:tabs>
+          <w:tab w:pos="7200" w:val="left"/>
+        </w:tabs>
+        <w:spacing w:before="0" w:after="80" w:line="380" w:lineRule="exact"/>
+      </w:pPr>
+      <w:r>
+        <w:rPr>
+          <w:rFonts w:ascii="Times New Roman" w:hAnsi="Times New Roman" w:eastAsia="宋体"/>
+          <w:b w:val="0"/>
+          <w:color w:val="000000"/>
+          <w:sz w:val="20"/>
+          <w:u w:val="none"/>
+        </w:rPr>
+        <w:t>心得：</w:t>
+      </w:r>
+      <w:r>
+        <w:rPr>
+          <w:rFonts w:ascii="Times New Roman" w:hAnsi="Times New Roman" w:eastAsia="宋体"/>
+          <w:b w:val="0"/>
+          <w:color w:val="000000"/>
+          <w:sz w:val="20"/>
+          <w:u w:val="single"/>
+        </w:rPr>
+        <w:tab/>
+      </w:r>
+    </w:p>
+    <w:p>
+      <w:pPr>
+        <w:keepNext/>
+        <w:keepLines/>
+        <w:widowControl/>
+        <w:spacing w:before="0" w:after="40" w:line="264" w:lineRule="auto"/>
+      </w:pPr>
+      <w:r>
+        <w:rPr>
+          <w:rFonts w:ascii="Times New Roman" w:hAnsi="Times New Roman" w:eastAsia="宋体"/>
+          <w:b/>
+          <w:color w:val="000000"/>
+          <w:sz w:val="21"/>
+          <w:u w:val="none"/>
+        </w:rPr>
+        <w:t>5.</w:t>
+      </w:r>
+    </w:p>
+    <w:p>
+      <w:pPr>
+        <w:keepNext/>
+        <w:keepLines/>
+        <w:widowControl/>
+        <w:tabs>
+          <w:tab w:pos="1814" w:val="left"/>
+          <w:tab w:pos="3628" w:val="left"/>
+          <w:tab w:pos="5443" w:val="left"/>
+        </w:tabs>
+        <w:spacing w:before="0" w:after="20" w:line="264" w:lineRule="auto"/>
+      </w:pPr>
+      <w:r>
+        <w:rPr>
+          <w:rFonts w:ascii="Times New Roman" w:hAnsi="Times New Roman" w:eastAsia="宋体"/>
+          <w:b w:val="0"/>
+          <w:color w:val="000000"/>
+          <w:sz w:val="21"/>
+          <w:u w:val="none"/>
+        </w:rPr>
+        <w:t>A. factory</w:t>
+        <w:tab/>
+        <w:t>B. shop</w:t>
+        <w:tab/>
+        <w:t>C. restaurant</w:t>
+        <w:tab/>
+        <w:t>D. hospital</w:t>
+      </w:r>
+    </w:p>
+    <w:p>
+      <w:pPr>
+        <w:keepNext/>
+        <w:keepLines/>
+        <w:widowControl/>
+        <w:tabs>
+          <w:tab w:pos="7200" w:val="left"/>
+        </w:tabs>
+        <w:spacing w:before="0" w:after="20" w:line="380" w:lineRule="exact"/>
+      </w:pPr>
+      <w:r>
+        <w:rPr>
+          <w:rFonts w:ascii="Times New Roman" w:hAnsi="Times New Roman" w:eastAsia="宋体"/>
+          <w:b w:val="0"/>
+          <w:color w:val="000000"/>
+          <w:sz w:val="20"/>
+          <w:u w:val="none"/>
+        </w:rPr>
+        <w:t>订正：</w:t>
+      </w:r>
+      <w:r>
+        <w:rPr>
+          <w:rFonts w:ascii="Times New Roman" w:hAnsi="Times New Roman" w:eastAsia="宋体"/>
+          <w:b w:val="0"/>
+          <w:color w:val="000000"/>
+          <w:sz w:val="20"/>
+          <w:u w:val="single"/>
+        </w:rPr>
+        <w:tab/>
+      </w:r>
+    </w:p>
+    <w:p>
+      <w:pPr>
+        <w:keepNext w:val="0"/>
+        <w:keepLines/>
+        <w:widowControl/>
+        <w:tabs>
+          <w:tab w:pos="7200" w:val="left"/>
+        </w:tabs>
+        <w:spacing w:before="0" w:after="80" w:line="380" w:lineRule="exact"/>
+      </w:pPr>
+      <w:r>
+        <w:rPr>
+          <w:rFonts w:ascii="Times New Roman" w:hAnsi="Times New Roman" w:eastAsia="宋体"/>
+          <w:b w:val="0"/>
+          <w:color w:val="000000"/>
+          <w:sz w:val="20"/>
+          <w:u w:val="none"/>
+        </w:rPr>
+        <w:t>心得：</w:t>
+      </w:r>
+      <w:r>
+        <w:rPr>
+          <w:rFonts w:ascii="Times New Roman" w:hAnsi="Times New Roman" w:eastAsia="宋体"/>
+          <w:b w:val="0"/>
+          <w:color w:val="000000"/>
+          <w:sz w:val="20"/>
+          <w:u w:val="single"/>
+        </w:rPr>
+        <w:tab/>
+      </w:r>
+    </w:p>
+    <w:p>
+      <w:pPr>
+        <w:keepNext/>
+        <w:keepLines/>
+        <w:widowControl/>
+        <w:spacing w:before="80" w:after="80" w:line="264" w:lineRule="auto"/>
+      </w:pPr>
+      <w:r>
+        <w:rPr>
+          <w:rFonts w:ascii="Times New Roman" w:hAnsi="Times New Roman" w:eastAsia="宋体"/>
+          <w:b/>
+          <w:color w:val="000000"/>
+          <w:sz w:val="22"/>
+          <w:u w:val="none"/>
+        </w:rPr>
+        <w:t>C. Read the passage and fill in the blanks with proper words.</w:t>
+      </w:r>
+    </w:p>
+    <w:p>
+      <w:pPr>
+        <w:keepNext w:val="0"/>
+        <w:keepLines/>
+        <w:widowControl/>
+        <w:spacing w:before="0" w:after="60" w:line="264" w:lineRule="auto"/>
+      </w:pPr>
+      <w:r>
+        <w:rPr>
+          <w:rFonts w:ascii="Times New Roman" w:hAnsi="Times New Roman" w:eastAsia="宋体"/>
+          <w:b w:val="0"/>
+          <w:color w:val="000000"/>
+          <w:sz w:val="21"/>
+          <w:u w:val="none"/>
+        </w:rPr>
+        <w:t>Dear May,</w:t>
+      </w:r>
+    </w:p>
+    <w:p>
+      <w:pPr>
+        <w:keepNext w:val="0"/>
+        <w:keepLines/>
+        <w:widowControl/>
+        <w:spacing w:before="0" w:after="60" w:line="264" w:lineRule="auto"/>
+      </w:pPr>
+      <w:r>
+        <w:rPr>
+          <w:rFonts w:ascii="Times New Roman" w:hAnsi="Times New Roman" w:eastAsia="宋体"/>
+          <w:b w:val="0"/>
+          <w:color w:val="000000"/>
+          <w:sz w:val="21"/>
+          <w:u w:val="none"/>
+        </w:rPr>
+        <w:t>How are you these days?</w:t>
+      </w:r>
+    </w:p>
+    <w:p>
+      <w:pPr>
+        <w:keepNext w:val="0"/>
+        <w:keepLines w:val="0"/>
+        <w:widowControl/>
+        <w:spacing w:before="0" w:after="60" w:line="264" w:lineRule="auto"/>
+      </w:pPr>
+      <w:r>
+        <w:rPr>
+          <w:rFonts w:ascii="Times New Roman" w:hAnsi="Times New Roman" w:eastAsia="宋体"/>
+          <w:b w:val="0"/>
+          <w:color w:val="000000"/>
+          <w:sz w:val="21"/>
+          <w:u w:val="none"/>
+        </w:rPr>
+        <w:t>Today my family went to Quanjude Beijing Roast Duck - Since 1864 restaurant in Beijing. It is one of the oldest r________1________ in Beijing. It was built in 1864. I was very excited. The restaurant is famous for roast ducks. You can even buy a Beijing Duck baseball cap as a souvenir! I could s________2________ the duck when we went into the restaurant and I felt very hungry. This restaurant's cooks only use the best and fattest ducks served with plum sauce (甜面酱) and leeks (大葱). The plum sauce is always fresh and the leeks are always from Shandong Province.</w:t>
+      </w:r>
+    </w:p>
+    <w:p>
+      <w:pPr>
+        <w:keepNext w:val="0"/>
+        <w:keepLines w:val="0"/>
+        <w:widowControl/>
+        <w:spacing w:before="0" w:after="60" w:line="264" w:lineRule="auto"/>
+      </w:pPr>
+      <w:r>
+        <w:rPr>
+          <w:rFonts w:ascii="Times New Roman" w:hAnsi="Times New Roman" w:eastAsia="宋体"/>
+          <w:b w:val="0"/>
+          <w:color w:val="000000"/>
+          <w:sz w:val="21"/>
+          <w:u w:val="none"/>
+        </w:rPr>
+        <w:t>Eating Beijing Duck can be difficult! First, you should use your chopsticks to take a pancake and then put a little plum sauce on the pancake. Next, you need to add some duck meat to your pancake. Don't take t________3________ much because everyone is sharing! Then you need some leeks. These can be difficult to pick up because they are very thin. Just put a few on the duck. Finally, you need to roll the pancake up so it is easy to eat. I think you should use your chopsticks, but you can also use your hands. Then start a________4________ and keep eating until you are full, but remember to leave room for duck soup as well!</w:t>
+      </w:r>
+    </w:p>
+    <w:p>
+      <w:pPr>
+        <w:keepNext w:val="0"/>
+        <w:keepLines/>
+        <w:widowControl/>
+        <w:spacing w:before="0" w:after="60" w:line="264" w:lineRule="auto"/>
+      </w:pPr>
+      <w:r>
+        <w:rPr>
+          <w:rFonts w:ascii="Times New Roman" w:hAnsi="Times New Roman" w:eastAsia="宋体"/>
+          <w:b w:val="0"/>
+          <w:color w:val="000000"/>
+          <w:sz w:val="21"/>
+          <w:u w:val="none"/>
+        </w:rPr>
+        <w:t>I will take you to Quanjude w________5________ you come to Beijing next month.</w:t>
+      </w:r>
+    </w:p>
+    <w:p>
+      <w:pPr>
+        <w:keepNext w:val="0"/>
+        <w:keepLines/>
+        <w:widowControl/>
+        <w:spacing w:before="0" w:after="60" w:line="264" w:lineRule="auto"/>
+      </w:pPr>
+      <w:r>
+        <w:rPr>
+          <w:rFonts w:ascii="Times New Roman" w:hAnsi="Times New Roman" w:eastAsia="宋体"/>
+          <w:b w:val="0"/>
+          <w:color w:val="000000"/>
+          <w:sz w:val="21"/>
+          <w:u w:val="none"/>
+        </w:rPr>
+        <w:t>Yours,</w:t>
+      </w:r>
+    </w:p>
+    <w:p>
+      <w:pPr>
+        <w:keepNext w:val="0"/>
+        <w:keepLines/>
+        <w:widowControl/>
+        <w:spacing w:before="0" w:after="60" w:line="264" w:lineRule="auto"/>
+      </w:pPr>
+      <w:r>
+        <w:rPr>
+          <w:rFonts w:ascii="Times New Roman" w:hAnsi="Times New Roman" w:eastAsia="宋体"/>
+          <w:b w:val="0"/>
+          <w:color w:val="000000"/>
+          <w:sz w:val="21"/>
+          <w:u w:val="none"/>
+        </w:rPr>
+        <w:t>Eddie</w:t>
+      </w:r>
+    </w:p>
+    <w:p>
+      <w:pPr>
+        <w:keepNext/>
+        <w:keepLines/>
+        <w:widowControl/>
+        <w:spacing w:before="0" w:after="40" w:line="264" w:lineRule="auto"/>
+      </w:pPr>
+      <w:r>
+        <w:rPr>
+          <w:rFonts w:ascii="Times New Roman" w:hAnsi="Times New Roman" w:eastAsia="宋体"/>
+          <w:b/>
+          <w:color w:val="000000"/>
+          <w:sz w:val="21"/>
+          <w:u w:val="none"/>
+        </w:rPr>
+        <w:t>1.</w:t>
+      </w:r>
+      <w:r>
+        <w:rPr>
+          <w:rFonts w:ascii="Times New Roman" w:hAnsi="Times New Roman" w:eastAsia="宋体"/>
+          <w:b w:val="0"/>
+          <w:color w:val="000000"/>
+          <w:sz w:val="21"/>
+          <w:u w:val="none"/>
+        </w:rPr>
+        <w:t xml:space="preserve"> ________</w:t>
+      </w:r>
+    </w:p>
+    <w:p>
+      <w:pPr>
+        <w:keepNext/>
+        <w:keepLines/>
+        <w:widowControl/>
+        <w:tabs>
+          <w:tab w:pos="7200" w:val="left"/>
+        </w:tabs>
+        <w:spacing w:before="0" w:after="20" w:line="380" w:lineRule="exact"/>
+      </w:pPr>
+      <w:r>
+        <w:rPr>
+          <w:rFonts w:ascii="Times New Roman" w:hAnsi="Times New Roman" w:eastAsia="宋体"/>
+          <w:b w:val="0"/>
+          <w:color w:val="000000"/>
+          <w:sz w:val="20"/>
+          <w:u w:val="none"/>
+        </w:rPr>
+        <w:t>订正：</w:t>
+      </w:r>
+      <w:r>
+        <w:rPr>
+          <w:rFonts w:ascii="Times New Roman" w:hAnsi="Times New Roman" w:eastAsia="宋体"/>
+          <w:b w:val="0"/>
+          <w:color w:val="000000"/>
+          <w:sz w:val="20"/>
+          <w:u w:val="single"/>
+        </w:rPr>
+        <w:tab/>
+      </w:r>
+    </w:p>
+    <w:p>
+      <w:pPr>
+        <w:keepNext w:val="0"/>
+        <w:keepLines/>
+        <w:widowControl/>
+        <w:tabs>
+          <w:tab w:pos="7200" w:val="left"/>
+        </w:tabs>
+        <w:spacing w:before="0" w:after="80" w:line="380" w:lineRule="exact"/>
+      </w:pPr>
+      <w:r>
+        <w:rPr>
+          <w:rFonts w:ascii="Times New Roman" w:hAnsi="Times New Roman" w:eastAsia="宋体"/>
+          <w:b w:val="0"/>
+          <w:color w:val="000000"/>
+          <w:sz w:val="20"/>
+          <w:u w:val="none"/>
+        </w:rPr>
+        <w:t>心得：</w:t>
+      </w:r>
+      <w:r>
+        <w:rPr>
+          <w:rFonts w:ascii="Times New Roman" w:hAnsi="Times New Roman" w:eastAsia="宋体"/>
+          <w:b w:val="0"/>
+          <w:color w:val="000000"/>
+          <w:sz w:val="20"/>
+          <w:u w:val="single"/>
+        </w:rPr>
+        <w:tab/>
+      </w:r>
+    </w:p>
+    <w:p>
+      <w:pPr>
+        <w:keepNext/>
+        <w:keepLines/>
+        <w:widowControl/>
+        <w:spacing w:before="0" w:after="40" w:line="264" w:lineRule="auto"/>
+      </w:pPr>
+      <w:r>
+        <w:rPr>
+          <w:rFonts w:ascii="Times New Roman" w:hAnsi="Times New Roman" w:eastAsia="宋体"/>
+          <w:b/>
+          <w:color w:val="000000"/>
+          <w:sz w:val="21"/>
+          <w:u w:val="none"/>
+        </w:rPr>
+        <w:t>2.</w:t>
+      </w:r>
+      <w:r>
+        <w:rPr>
+          <w:rFonts w:ascii="Times New Roman" w:hAnsi="Times New Roman" w:eastAsia="宋体"/>
+          <w:b w:val="0"/>
+          <w:color w:val="000000"/>
+          <w:sz w:val="21"/>
+          <w:u w:val="none"/>
+        </w:rPr>
+        <w:t xml:space="preserve"> ________</w:t>
+      </w:r>
+    </w:p>
+    <w:p>
+      <w:pPr>
+        <w:keepNext/>
+        <w:keepLines/>
+        <w:widowControl/>
+        <w:tabs>
+          <w:tab w:pos="7200" w:val="left"/>
+        </w:tabs>
+        <w:spacing w:before="0" w:after="20" w:line="380" w:lineRule="exact"/>
+      </w:pPr>
+      <w:r>
+        <w:rPr>
+          <w:rFonts w:ascii="Times New Roman" w:hAnsi="Times New Roman" w:eastAsia="宋体"/>
+          <w:b w:val="0"/>
+          <w:color w:val="000000"/>
+          <w:sz w:val="20"/>
+          <w:u w:val="none"/>
+        </w:rPr>
+        <w:t>订正：</w:t>
+      </w:r>
+      <w:r>
+        <w:rPr>
+          <w:rFonts w:ascii="Times New Roman" w:hAnsi="Times New Roman" w:eastAsia="宋体"/>
+          <w:b w:val="0"/>
+          <w:color w:val="000000"/>
+          <w:sz w:val="20"/>
+          <w:u w:val="single"/>
+        </w:rPr>
+        <w:tab/>
+      </w:r>
+    </w:p>
+    <w:p>
+      <w:pPr>
+        <w:keepNext w:val="0"/>
+        <w:keepLines/>
+        <w:widowControl/>
+        <w:tabs>
+          <w:tab w:pos="7200" w:val="left"/>
+        </w:tabs>
+        <w:spacing w:before="0" w:after="80" w:line="380" w:lineRule="exact"/>
+      </w:pPr>
+      <w:r>
+        <w:rPr>
+          <w:rFonts w:ascii="Times New Roman" w:hAnsi="Times New Roman" w:eastAsia="宋体"/>
+          <w:b w:val="0"/>
+          <w:color w:val="000000"/>
+          <w:sz w:val="20"/>
+          <w:u w:val="none"/>
+        </w:rPr>
+        <w:t>心得：</w:t>
+      </w:r>
+      <w:r>
+        <w:rPr>
+          <w:rFonts w:ascii="Times New Roman" w:hAnsi="Times New Roman" w:eastAsia="宋体"/>
+          <w:b w:val="0"/>
+          <w:color w:val="000000"/>
+          <w:sz w:val="20"/>
+          <w:u w:val="single"/>
+        </w:rPr>
+        <w:tab/>
+      </w:r>
+    </w:p>
+    <w:p>
+      <w:pPr>
+        <w:keepNext/>
+        <w:keepLines/>
+        <w:widowControl/>
+        <w:spacing w:before="0" w:after="40" w:line="264" w:lineRule="auto"/>
+      </w:pPr>
+      <w:r>
+        <w:rPr>
+          <w:rFonts w:ascii="Times New Roman" w:hAnsi="Times New Roman" w:eastAsia="宋体"/>
+          <w:b/>
+          <w:color w:val="000000"/>
+          <w:sz w:val="21"/>
+          <w:u w:val="none"/>
+        </w:rPr>
+        <w:t>3.</w:t>
+      </w:r>
+      <w:r>
+        <w:rPr>
+          <w:rFonts w:ascii="Times New Roman" w:hAnsi="Times New Roman" w:eastAsia="宋体"/>
+          <w:b w:val="0"/>
+          <w:color w:val="000000"/>
+          <w:sz w:val="21"/>
+          <w:u w:val="none"/>
+        </w:rPr>
+        <w:t xml:space="preserve"> ________</w:t>
+      </w:r>
+    </w:p>
+    <w:p>
+      <w:pPr>
+        <w:keepNext/>
+        <w:keepLines/>
+        <w:widowControl/>
+        <w:spacing w:before="0" w:after="20" w:line="264" w:lineRule="auto"/>
+      </w:pPr>
+      <w:r>
+        <w:rPr>
+          <w:rFonts w:ascii="Times New Roman" w:hAnsi="Times New Roman" w:eastAsia="宋体"/>
+          <w:b/>
+          <w:color w:val="000000"/>
+          <w:sz w:val="20"/>
+          <w:u w:val="none"/>
+        </w:rPr>
+        <w:t>朵朵原答案：</w:t>
+      </w:r>
+      <w:r>
+        <w:rPr>
+          <w:rFonts w:ascii="Times New Roman" w:hAnsi="Times New Roman" w:eastAsia="宋体"/>
+          <w:b w:val="0"/>
+          <w:color w:val="000000"/>
+          <w:sz w:val="20"/>
+          <w:u w:val="none"/>
+        </w:rPr>
+        <w:t xml:space="preserve"> three</w:t>
+      </w:r>
+    </w:p>
+    <w:p>
+      <w:pPr>
+        <w:keepNext/>
+        <w:keepLines/>
+        <w:widowControl/>
+        <w:tabs>
+          <w:tab w:pos="7200" w:val="left"/>
+        </w:tabs>
+        <w:spacing w:before="0" w:after="20" w:line="380" w:lineRule="exact"/>
+      </w:pPr>
+      <w:r>
+        <w:rPr>
+          <w:rFonts w:ascii="Times New Roman" w:hAnsi="Times New Roman" w:eastAsia="宋体"/>
+          <w:b w:val="0"/>
+          <w:color w:val="000000"/>
+          <w:sz w:val="20"/>
+          <w:u w:val="none"/>
+        </w:rPr>
+        <w:t>订正：</w:t>
+      </w:r>
+      <w:r>
+        <w:rPr>
+          <w:rFonts w:ascii="Times New Roman" w:hAnsi="Times New Roman" w:eastAsia="宋体"/>
+          <w:b w:val="0"/>
+          <w:color w:val="000000"/>
+          <w:sz w:val="20"/>
+          <w:u w:val="single"/>
+        </w:rPr>
+        <w:tab/>
+      </w:r>
+    </w:p>
+    <w:p>
+      <w:pPr>
+        <w:keepNext w:val="0"/>
+        <w:keepLines/>
+        <w:widowControl/>
+        <w:tabs>
+          <w:tab w:pos="7200" w:val="left"/>
+        </w:tabs>
+        <w:spacing w:before="0" w:after="80" w:line="380" w:lineRule="exact"/>
+      </w:pPr>
+      <w:r>
+        <w:rPr>
+          <w:rFonts w:ascii="Times New Roman" w:hAnsi="Times New Roman" w:eastAsia="宋体"/>
+          <w:b w:val="0"/>
+          <w:color w:val="000000"/>
+          <w:sz w:val="20"/>
+          <w:u w:val="none"/>
+        </w:rPr>
+        <w:t>心得：</w:t>
+      </w:r>
+      <w:r>
+        <w:rPr>
+          <w:rFonts w:ascii="Times New Roman" w:hAnsi="Times New Roman" w:eastAsia="宋体"/>
+          <w:b w:val="0"/>
+          <w:color w:val="000000"/>
+          <w:sz w:val="20"/>
+          <w:u w:val="single"/>
+        </w:rPr>
+        <w:tab/>
+      </w:r>
+    </w:p>
+    <w:p>
+      <w:pPr>
+        <w:keepNext/>
+        <w:keepLines/>
+        <w:widowControl/>
+        <w:spacing w:before="0" w:after="40" w:line="264" w:lineRule="auto"/>
+      </w:pPr>
+      <w:r>
+        <w:rPr>
+          <w:rFonts w:ascii="Times New Roman" w:hAnsi="Times New Roman" w:eastAsia="宋体"/>
+          <w:b/>
+          <w:color w:val="000000"/>
+          <w:sz w:val="21"/>
+          <w:u w:val="none"/>
+        </w:rPr>
+        <w:t>4.</w:t>
+      </w:r>
+      <w:r>
+        <w:rPr>
+          <w:rFonts w:ascii="Times New Roman" w:hAnsi="Times New Roman" w:eastAsia="宋体"/>
+          <w:b w:val="0"/>
+          <w:color w:val="000000"/>
+          <w:sz w:val="21"/>
+          <w:u w:val="none"/>
+        </w:rPr>
+        <w:t xml:space="preserve"> ________</w:t>
+      </w:r>
+    </w:p>
+    <w:p>
+      <w:pPr>
+        <w:keepNext/>
+        <w:keepLines/>
+        <w:widowControl/>
+        <w:spacing w:before="0" w:after="20" w:line="264" w:lineRule="auto"/>
+      </w:pPr>
+      <w:r>
+        <w:rPr>
+          <w:rFonts w:ascii="Times New Roman" w:hAnsi="Times New Roman" w:eastAsia="宋体"/>
+          <w:b/>
+          <w:color w:val="000000"/>
+          <w:sz w:val="20"/>
+          <w:u w:val="none"/>
+        </w:rPr>
+        <w:t>朵朵原答案：</w:t>
+      </w:r>
+      <w:r>
+        <w:rPr>
+          <w:rFonts w:ascii="Times New Roman" w:hAnsi="Times New Roman" w:eastAsia="宋体"/>
+          <w:b w:val="0"/>
+          <w:color w:val="000000"/>
+          <w:sz w:val="20"/>
+          <w:u w:val="none"/>
+        </w:rPr>
+        <w:t xml:space="preserve"> slowly（照片中手写答案）</w:t>
+      </w:r>
+    </w:p>
+    <w:p>
+      <w:pPr>
+        <w:keepNext/>
+        <w:keepLines/>
+        <w:widowControl/>
+        <w:tabs>
+          <w:tab w:pos="7200" w:val="left"/>
+        </w:tabs>
+        <w:spacing w:before="0" w:after="20" w:line="380" w:lineRule="exact"/>
+      </w:pPr>
+      <w:r>
+        <w:rPr>
+          <w:rFonts w:ascii="Times New Roman" w:hAnsi="Times New Roman" w:eastAsia="宋体"/>
+          <w:b w:val="0"/>
+          <w:color w:val="000000"/>
+          <w:sz w:val="20"/>
+          <w:u w:val="none"/>
+        </w:rPr>
+        <w:t>订正：</w:t>
+      </w:r>
+      <w:r>
+        <w:rPr>
+          <w:rFonts w:ascii="Times New Roman" w:hAnsi="Times New Roman" w:eastAsia="宋体"/>
+          <w:b w:val="0"/>
+          <w:color w:val="000000"/>
+          <w:sz w:val="20"/>
+          <w:u w:val="single"/>
+        </w:rPr>
+        <w:tab/>
+      </w:r>
+    </w:p>
+    <w:p>
+      <w:pPr>
+        <w:keepNext w:val="0"/>
+        <w:keepLines/>
+        <w:widowControl/>
+        <w:tabs>
+          <w:tab w:pos="7200" w:val="left"/>
+        </w:tabs>
+        <w:spacing w:before="0" w:after="80" w:line="380" w:lineRule="exact"/>
+      </w:pPr>
+      <w:r>
+        <w:rPr>
+          <w:rFonts w:ascii="Times New Roman" w:hAnsi="Times New Roman" w:eastAsia="宋体"/>
+          <w:b w:val="0"/>
+          <w:color w:val="000000"/>
+          <w:sz w:val="20"/>
+          <w:u w:val="none"/>
+        </w:rPr>
+        <w:t>心得：</w:t>
+      </w:r>
+      <w:r>
+        <w:rPr>
+          <w:rFonts w:ascii="Times New Roman" w:hAnsi="Times New Roman" w:eastAsia="宋体"/>
+          <w:b w:val="0"/>
+          <w:color w:val="000000"/>
+          <w:sz w:val="20"/>
+          <w:u w:val="single"/>
+        </w:rPr>
+        <w:tab/>
+      </w:r>
+    </w:p>
+    <w:p>
+      <w:pPr>
+        <w:keepNext/>
+        <w:keepLines/>
+        <w:widowControl/>
+        <w:spacing w:before="0" w:after="40" w:line="264" w:lineRule="auto"/>
+      </w:pPr>
+      <w:r>
+        <w:rPr>
+          <w:rFonts w:ascii="Times New Roman" w:hAnsi="Times New Roman" w:eastAsia="宋体"/>
+          <w:b/>
+          <w:color w:val="000000"/>
+          <w:sz w:val="21"/>
+          <w:u w:val="none"/>
+        </w:rPr>
+        <w:t>5.</w:t>
+      </w:r>
+      <w:r>
+        <w:rPr>
+          <w:rFonts w:ascii="Times New Roman" w:hAnsi="Times New Roman" w:eastAsia="宋体"/>
+          <w:b w:val="0"/>
+          <w:color w:val="000000"/>
+          <w:sz w:val="21"/>
+          <w:u w:val="none"/>
+        </w:rPr>
+        <w:t xml:space="preserve"> ________</w:t>
+      </w:r>
+    </w:p>
+    <w:p>
+      <w:pPr>
+        <w:keepNext/>
+        <w:keepLines/>
+        <w:widowControl/>
+        <w:tabs>
+          <w:tab w:pos="7200" w:val="left"/>
+        </w:tabs>
+        <w:spacing w:before="0" w:after="20" w:line="380" w:lineRule="exact"/>
+      </w:pPr>
+      <w:r>
+        <w:rPr>
+          <w:rFonts w:ascii="Times New Roman" w:hAnsi="Times New Roman" w:eastAsia="宋体"/>
+          <w:b w:val="0"/>
+          <w:color w:val="000000"/>
+          <w:sz w:val="20"/>
+          <w:u w:val="none"/>
+        </w:rPr>
+        <w:t>订正：</w:t>
+      </w:r>
+      <w:r>
+        <w:rPr>
+          <w:rFonts w:ascii="Times New Roman" w:hAnsi="Times New Roman" w:eastAsia="宋体"/>
+          <w:b w:val="0"/>
+          <w:color w:val="000000"/>
+          <w:sz w:val="20"/>
+          <w:u w:val="single"/>
+        </w:rPr>
+        <w:tab/>
+      </w:r>
+    </w:p>
+    <w:p>
+      <w:pPr>
+        <w:keepNext w:val="0"/>
+        <w:keepLines/>
+        <w:widowControl/>
+        <w:tabs>
+          <w:tab w:pos="7200" w:val="left"/>
+        </w:tabs>
+        <w:spacing w:before="0" w:after="80" w:line="380" w:lineRule="exact"/>
+      </w:pPr>
+      <w:r>
+        <w:rPr>
+          <w:rFonts w:ascii="Times New Roman" w:hAnsi="Times New Roman" w:eastAsia="宋体"/>
+          <w:b w:val="0"/>
+          <w:color w:val="000000"/>
+          <w:sz w:val="20"/>
+          <w:u w:val="none"/>
+        </w:rPr>
+        <w:t>心得：</w:t>
+      </w:r>
+      <w:r>
+        <w:rPr>
+          <w:rFonts w:ascii="Times New Roman" w:hAnsi="Times New Roman" w:eastAsia="宋体"/>
+          <w:b w:val="0"/>
+          <w:color w:val="000000"/>
+          <w:sz w:val="20"/>
+          <w:u w:val="single"/>
+        </w:rPr>
+        <w:tab/>
       </w:r>
     </w:p>
     <w:sectPr>
-      <w:pgSz w:w="12240" w:h="15840"/>
-      <w:pgMar w:top="964" w:right="1020" w:bottom="964" w:left="1020" w:header="720" w:footer="720" w:gutter="0"/>
+      <w:headerReference w:type="default" r:id="rId9"/>
+      <w:footerReference w:type="default" r:id="rId10"/>
+      <w:pgSz w:w="8391" w:h="11906"/>
+      <w:pgMar w:top="624" w:right="567" w:bottom="680" w:left="567" w:header="283" w:footer="283" w:gutter="0"/>
       <w:cols w:space="720"/>
       <w:docGrid w:linePitch="360"/>
     </w:sectPr>
   </w:body>
 </w:document>
+</file>
+
+<file path=word/footer1.xml><?xml version="1.0" encoding="utf-8"?>
+<w:ftr xmlns:m="http://schemas.openxmlformats.org/officeDocument/2006/math" xmlns:mc="http://schemas.openxmlformats.org/markup-compatibility/2006" xmlns:mo="http://schemas.microsoft.com/office/mac/office/2008/main" xmlns:mv="urn:schemas-microsoft-com:mac:vml" xmlns:o="urn:schemas-microsoft-com:office:office" xmlns:r="http://schemas.openxmlformats.org/officeDocument/2006/relationships" xmlns:v="urn:schemas-microsoft-com:vml" xmlns:w10="urn:schemas-microsoft-com:office:word" xmlns:w14="http://schemas.microsoft.com/office/word/2010/wordml" xmlns:w="http://schemas.openxmlformats.org/wordprocessingml/2006/main" xmlns:wne="http://schemas.microsoft.com/office/word/2006/wordml" xmlns:wp14="http://schemas.microsoft.com/office/word/2010/wordprocessingDrawing" xmlns:wp="http://schemas.openxmlformats.org/drawingml/2006/wordprocessingDrawing" xmlns:wpc="http://schemas.microsoft.com/office/word/2010/wordprocessingCanvas" xmlns:wpg="http://schemas.microsoft.com/office/word/2010/wordprocessingGroup" xmlns:wpi="http://schemas.microsoft.com/office/word/2010/wordprocessingInk" xmlns:wps="http://schemas.microsoft.com/office/word/2010/wordprocessingShape" mc:Ignorable="w14 wp14">
+  <w:p>
+    <w:pPr>
+      <w:pStyle w:val="Footer"/>
+      <w:jc w:val="center"/>
+    </w:pPr>
+    <w:r>
+      <w:rPr>
+        <w:rFonts w:ascii="Times New Roman" w:hAnsi="Times New Roman" w:eastAsia="宋体"/>
+        <w:b w:val="0"/>
+        <w:color w:val="000000"/>
+        <w:sz w:val="16"/>
+        <w:u w:val="none"/>
+      </w:rPr>
+      <w:t xml:space="preserve">第 </w:t>
+    </w:r>
+    <w:fldSimple w:instr="PAGE"/>
+    <w:r>
+      <w:rPr>
+        <w:rFonts w:ascii="Times New Roman" w:hAnsi="Times New Roman" w:eastAsia="宋体"/>
+        <w:b w:val="0"/>
+        <w:color w:val="000000"/>
+        <w:sz w:val="16"/>
+        <w:u w:val="none"/>
+      </w:rPr>
+      <w:t xml:space="preserve"> 页 / 共 </w:t>
+    </w:r>
+    <w:fldSimple w:instr="NUMPAGES"/>
+    <w:r>
+      <w:rPr>
+        <w:rFonts w:ascii="Times New Roman" w:hAnsi="Times New Roman" w:eastAsia="宋体"/>
+        <w:b w:val="0"/>
+        <w:color w:val="000000"/>
+        <w:sz w:val="16"/>
+        <w:u w:val="none"/>
+      </w:rPr>
+      <w:t xml:space="preserve"> 页</w:t>
+    </w:r>
+  </w:p>
+</w:ftr>
+</file>
+
+<file path=word/header1.xml><?xml version="1.0" encoding="utf-8"?>
+<w:hdr xmlns:m="http://schemas.openxmlformats.org/officeDocument/2006/math" xmlns:mc="http://schemas.openxmlformats.org/markup-compatibility/2006" xmlns:mo="http://schemas.microsoft.com/office/mac/office/2008/main" xmlns:mv="urn:schemas-microsoft-com:mac:vml" xmlns:o="urn:schemas-microsoft-com:office:office" xmlns:r="http://schemas.openxmlformats.org/officeDocument/2006/relationships" xmlns:v="urn:schemas-microsoft-com:vml" xmlns:w10="urn:schemas-microsoft-com:office:word" xmlns:w14="http://schemas.microsoft.com/office/word/2010/wordml" xmlns:w="http://schemas.openxmlformats.org/wordprocessingml/2006/main" xmlns:wne="http://schemas.microsoft.com/office/word/2006/wordml" xmlns:wp14="http://schemas.microsoft.com/office/word/2010/wordprocessingDrawing" xmlns:wp="http://schemas.openxmlformats.org/drawingml/2006/wordprocessingDrawing" xmlns:wpc="http://schemas.microsoft.com/office/word/2010/wordprocessingCanvas" xmlns:wpg="http://schemas.microsoft.com/office/word/2010/wordprocessingGroup" xmlns:wpi="http://schemas.microsoft.com/office/word/2010/wordprocessingInk" xmlns:wps="http://schemas.microsoft.com/office/word/2010/wordprocessingShape" mc:Ignorable="w14 wp14">
+  <w:p>
+    <w:pPr>
+      <w:pStyle w:val="Header"/>
+      <w:spacing w:after="0"/>
+    </w:pPr>
+    <w:r>
+      <w:rPr>
+        <w:rFonts w:ascii="Times New Roman" w:hAnsi="Times New Roman" w:eastAsia="宋体"/>
+        <w:b w:val="0"/>
+        <w:color w:val="000000"/>
+        <w:sz w:val="16"/>
+        <w:u w:val="none"/>
+      </w:rPr>
+      <w:t>朵朵英语错题订正本 · L011</w:t>
+    </w:r>
+  </w:p>
+</w:hdr>
 </file>
 
 <file path=word/numbering.xml><?xml version="1.0" encoding="utf-8"?>
@@ -1637,6 +4626,10 @@
     <w:name w:val="Normal"/>
     <w:qFormat/>
     <w:rsid w:val="00FC693F"/>
+    <w:rPr>
+      <w:rFonts w:ascii="Times New Roman" w:hAnsi="Times New Roman" w:eastAsia="宋体"/>
+      <w:sz w:val="21"/>
+    </w:rPr>
   </w:style>
   <w:style w:type="paragraph" w:styleId="Header">
     <w:name w:val="header"/>
